--- a/tests/corpus_v2/docs/labor_0008.docx
+++ b/tests/corpus_v2/docs/labor_0008.docx
@@ -675,7 +675,7 @@
     <w:p>
       <w:r>
         <w:pict>
-          <v:shape id="tb5401" type="#_x0000_t202" style="position:absolute;margin-left:0;margin-top:0;width:400pt;height:40pt">
+          <v:shape id="tb3471" type="#_x0000_t202" style="position:absolute;margin-left:0;margin-top:0;width:400pt;height:40pt">
             <v:textbox>
               <w:txbxContent>
                 <w:p>

--- a/tests/corpus_v2/docs/labor_0008.docx
+++ b/tests/corpus_v2/docs/labor_0008.docx
@@ -21,7 +21,13 @@
         <w:rPr>
           <w:b/>
         </w:rPr>
-        <w:t xml:space="preserve">№ 54/2025-П</w:t>
+        <w:t xml:space="preserve">№ </w:t>
+      </w:r>
+      <w:r>
+        <w:rPr>
+          <w:b/>
+        </w:rPr>
+        <w:t xml:space="preserve">27/2025-П</w:t>
       </w:r>
     </w:p>
     <w:p/>
@@ -33,7 +39,7 @@
         <w:t xml:space="preserve">     </w:t>
       </w:r>
       <w:r>
-        <w:t xml:space="preserve">«20» мая 2024 г.</w:t>
+        <w:t xml:space="preserve">20 июня 2024 г.</w:t>
       </w:r>
     </w:p>
     <w:p/>
@@ -90,10 +96,10 @@
         <w:t xml:space="preserve">, именуемая в дальнейшем «Работник»</w:t>
       </w:r>
       <w:r>
-        <w:t xml:space="preserve">, с другой стороны, совместно именуемые «Стороны», заключили настоящий </w:t>
-      </w:r>
-      <w:r>
-        <w:t xml:space="preserve">Договор № 36/2023-К</w:t>
+        <w:t xml:space="preserve">, с другой стороны, совместно именуемые «Стороны», заключили настоящий Договор № </w:t>
+      </w:r>
+      <w:r>
+        <w:t xml:space="preserve">36/2023-К</w:t>
       </w:r>
       <w:r>
         <w:t xml:space="preserve"> (далее — Договор) о нижеследующем:</w:t>
@@ -140,7 +146,19 @@
         <w:t xml:space="preserve">Должностной оклад Работника: </w:t>
       </w:r>
       <w:r>
-        <w:t xml:space="preserve">763 370,61 (семьсот шестьдесят три тысячи триста семьдесят рублей шестьдесят одна копейка)</w:t>
+        <w:t xml:space="preserve">7 450 002 (Семь миллионов четыреста пятьдесят тысяч два) рубля</w:t>
+      </w:r>
+      <w:r>
+        <w:t xml:space="preserve">, включая НДС </w:t>
+      </w:r>
+      <w:r>
+        <w:t xml:space="preserve">22%</w:t>
+      </w:r>
+      <w:r>
+        <w:t xml:space="preserve"> в размере </w:t>
+      </w:r>
+      <w:r>
+        <w:t xml:space="preserve">Восемь миллионов триста тридцать тысяч рублей 00 копеек</w:t>
       </w:r>
       <w:r>
         <w:t xml:space="preserve">. Заработная плата выплачивается не реже чем каждые полмесяца.</w:t>
@@ -154,7 +172,7 @@
         <w:t xml:space="preserve">Ежегодный оплачиваемый отпуск: </w:t>
       </w:r>
       <w:r>
-        <w:t xml:space="preserve">в течение 10 рабочих дней с момента выставления счета</w:t>
+        <w:t xml:space="preserve">не позднее 23.06.2026</w:t>
       </w:r>
       <w:r>
         <w:t xml:space="preserve">.</w:t>
@@ -174,7 +192,10 @@
         <w:t xml:space="preserve">2.1. Общая цена Договора: </w:t>
       </w:r>
       <w:r>
-        <w:t xml:space="preserve">не менее 200 000 (Двухсот тысяч) рублей</w:t>
+        <w:t xml:space="preserve">не менее 202000 (Двухсот двух тысяч) ₽</w:t>
+      </w:r>
+      <w:r>
+        <w:t xml:space="preserve">, НДС не облагается, т.к. применяется УСН</w:t>
       </w:r>
       <w:r>
         <w:t xml:space="preserve">.</w:t>
@@ -185,7 +206,7 @@
         <w:t xml:space="preserve">2.2. Налог: </w:t>
       </w:r>
       <w:r>
-        <w:t xml:space="preserve">0,2% за каждый день просрочки</w:t>
+        <w:t xml:space="preserve">1/150 ключевой ставки ЦБ РФ от цены Договора</w:t>
       </w:r>
       <w:r>
         <w:t xml:space="preserve">.</w:t>
@@ -196,7 +217,7 @@
         <w:t xml:space="preserve">2.3. Срок оплаты — </w:t>
       </w:r>
       <w:r>
-        <w:t xml:space="preserve">в течение 10 рабочих дней с момента подписания акта</w:t>
+        <w:t xml:space="preserve">в течение двенадцати месяцев с момента поступления денежных средств на расчетный счет</w:t>
       </w:r>
       <w:r>
         <w:t xml:space="preserve">.</w:t>
@@ -216,7 +237,7 @@
         <w:t xml:space="preserve">, артикул </w:t>
       </w:r>
       <w:r>
-        <w:t xml:space="preserve">RM-4087-38</w:t>
+        <w:t xml:space="preserve">RM-3850-25</w:t>
       </w:r>
       <w:r>
         <w:t xml:space="preserve">, код </w:t>
@@ -276,7 +297,10 @@
         <w:t xml:space="preserve">. Цена — </w:t>
       </w:r>
       <w:r>
-        <w:t xml:space="preserve">Шестьдесят четыре миллиона триста сорок девять тысяч сто семьдесят девять рублей 00 копеек</w:t>
+        <w:t xml:space="preserve">2 090 002 рубля 00 копеек</w:t>
+      </w:r>
+      <w:r>
+        <w:t xml:space="preserve">, НДС не облагается</w:t>
       </w:r>
       <w:r>
         <w:t xml:space="preserve">.</w:t>
@@ -296,7 +320,7 @@
         <w:t xml:space="preserve">3.1. Место исполнения обязательств: </w:t>
       </w:r>
       <w:r>
-        <w:t xml:space="preserve">просп. Лесная, д. 14, д. Малые Вязёмы, Новосибирская обл.</w:t>
+        <w:t xml:space="preserve">ш. Победы, д. 37, тер. СНТ «Родник», Тверская обл.</w:t>
       </w:r>
       <w:r>
         <w:t xml:space="preserve">.</w:t>
@@ -313,7 +337,7 @@
         <w:t xml:space="preserve"> по телефону </w:t>
       </w:r>
       <w:r>
-        <w:t xml:space="preserve">+7 (812) 766-30-73</w:t>
+        <w:t xml:space="preserve">+7 (843) 844-68-56</w:t>
       </w:r>
       <w:r>
         <w:t xml:space="preserve">.</w:t>
@@ -324,7 +348,7 @@
         <w:t xml:space="preserve">3.3. Срок исполнения обязательств — </w:t>
       </w:r>
       <w:r>
-        <w:t xml:space="preserve">90 дней с момента заключения контракта</w:t>
+        <w:t xml:space="preserve">в течение 20 рабочих дней со дня предъявления требования</w:t>
       </w:r>
       <w:r>
         <w:t xml:space="preserve">.</w:t>
@@ -355,13 +379,13 @@
         <w:t xml:space="preserve">Размер неустойки за нарушение сроков оплаты: </w:t>
       </w:r>
       <w:r>
-        <w:t xml:space="preserve">0,3% от стоимости</w:t>
+        <w:t xml:space="preserve">20% от стоимости неоплаченных работ</w:t>
       </w:r>
       <w:r>
         <w:t xml:space="preserve">. Предельный размер ответственности: </w:t>
       </w:r>
       <w:r>
-        <w:t xml:space="preserve">15% годовых</w:t>
+        <w:t xml:space="preserve">0,2 (двух десятых) % годовых</w:t>
       </w:r>
       <w:r>
         <w:t xml:space="preserve">.</w:t>
@@ -383,7 +407,7 @@
         <w:t xml:space="preserve">Сторона, для которой создалась невозможность исполнения, обязана уведомить другую Сторону. Срок уведомления — </w:t>
       </w:r>
       <w:r>
-        <w:t xml:space="preserve">30 рабочих дней с момента поступления денежных средств на расчетный счет</w:t>
+        <w:t xml:space="preserve">в течение 3 (Трёх) банковских дней с момента подписания акта</w:t>
       </w:r>
       <w:r>
         <w:t xml:space="preserve">.</w:t>
@@ -397,7 +421,7 @@
         <w:t xml:space="preserve">Все споры и разногласия решаются путём переговоров. Претензионный порядок обязателен, срок ответа на претензию — </w:t>
       </w:r>
       <w:r>
-        <w:t xml:space="preserve">3 рабочих дня</w:t>
+        <w:t xml:space="preserve">не позднее 05.03.2025</w:t>
       </w:r>
       <w:r>
         <w:t xml:space="preserve">.</w:t>
@@ -434,19 +458,69 @@
         <w:t xml:space="preserve">Резервный e-mail: </w:t>
       </w:r>
       <w:r>
-        <w:t xml:space="preserve">krylovа@yandex.ru</w:t>
-      </w:r>
-    </w:p>
-    <w:p/>
-    <w:p>
-      <w:r>
-        <w:rPr>
-          <w:b/>
-        </w:rPr>
-        <w:t xml:space="preserve">РЕКВИЗИТЫ И ПОДПИСИ СТОРОН</w:t>
-      </w:r>
-    </w:p>
-    <w:p/>
+        <w:t xml:space="preserve">krylovа@mail.ru</w:t>
+      </w:r>
+    </w:p>
+    <w:p/>
+    <w:p/>
+    <w:p>
+      <w:r>
+        <w:rPr>
+          <w:b/>
+        </w:rPr>
+        <w:t xml:space="preserve">9. КОНТРОЛЬНЫЕ ВЕЛИЧИНЫ</w:t>
+      </w:r>
+    </w:p>
+    <w:p>
+      <w:r>
+        <w:t xml:space="preserve">9.1. Контрольная запись: </w:t>
+      </w:r>
+      <w:r>
+        <w:rPr>
+          <w:b/>
+        </w:rPr>
+        <w:t xml:space="preserve">1/1</w:t>
+      </w:r>
+      <w:r>
+        <w:t xml:space="preserve">30 ключевой ставки ЦБ РФ от общей суммы счета</w:t>
+      </w:r>
+      <w:r>
+        <w:t xml:space="preserve">.</w:t>
+      </w:r>
+    </w:p>
+    <w:p>
+      <w:r>
+        <w:t xml:space="preserve">9.2. Контрольная запись: </w:t>
+      </w:r>
+      <w:r>
+        <w:rPr>
+          <w:b/>
+        </w:rPr>
+        <w:t xml:space="preserve">в течение 4</w:t>
+      </w:r>
+      <w:r>
+        <w:t xml:space="preserve">5 календарных дней с момента выставления счета</w:t>
+      </w:r>
+      <w:r>
+        <w:t xml:space="preserve">.</w:t>
+      </w:r>
+    </w:p>
+    <w:p>
+      <w:r>
+        <w:t xml:space="preserve">9.3. Контрольная запись: </w:t>
+      </w:r>
+      <w:r>
+        <w:t xml:space="preserve">65/16</w:t>
+      </w:r>
+      <w:r>
+        <w:t xml:space="preserve">.</w:t>
+      </w:r>
+    </w:p>
+    <w:p>
+      <w:r>
+        <w:t xml:space="preserve">9.4. Контрольная запись (таблица):</w:t>
+      </w:r>
+    </w:p>
     <w:tbl>
       <w:tblPr>
         <w:tblW w:w="9360" w:type="dxa"/>
@@ -470,108 +544,7 @@
           </w:tcPr>
           <w:p>
             <w:r>
-              <w:rPr>
-                <w:b/>
-              </w:rPr>
-              <w:t xml:space="preserve">Работодатель:</w:t>
-            </w:r>
-          </w:p>
-          <w:p>
-            <w:r>
-              <w:t xml:space="preserve">Крылова Ирина Сергеевна</w:t>
-            </w:r>
-          </w:p>
-          <w:p>
-            <w:r>
-              <w:t xml:space="preserve">АО «Кристалл»</w:t>
-            </w:r>
-          </w:p>
-          <w:p>
-            <w:r>
-              <w:t xml:space="preserve">Юридический адрес: </w:t>
-            </w:r>
-            <w:r>
-              <w:t xml:space="preserve">наб. Баумана, д. 12, рп. Обухово, Краснодарский край</w:t>
-            </w:r>
-          </w:p>
-          <w:p>
-            <w:r>
-              <w:t xml:space="preserve">Почтовый адрес: </w:t>
-            </w:r>
-            <w:r>
-              <w:t xml:space="preserve">пер. Заречная, д. 49, рп. Обухово, Свердловская обл.</w:t>
-            </w:r>
-          </w:p>
-          <w:p>
-            <w:r>
-              <w:t xml:space="preserve">ИНН </w:t>
-            </w:r>
-            <w:r>
-              <w:t xml:space="preserve">0 110 108 085</w:t>
-            </w:r>
-            <w:r>
-              <w:t xml:space="preserve"> КПП </w:t>
-            </w:r>
-            <w:r>
-              <w:t xml:space="preserve">401990669</w:t>
-            </w:r>
-          </w:p>
-          <w:p>
-            <w:r>
-              <w:t xml:space="preserve">ОГРН </w:t>
-            </w:r>
-            <w:r>
-              <w:t xml:space="preserve">1 801 003 610 373</w:t>
-            </w:r>
-          </w:p>
-          <w:p>
-            <w:r>
-              <w:t xml:space="preserve">р/с </w:t>
-            </w:r>
-            <w:r>
-              <w:t xml:space="preserve">4070 2810 8100 2368 8019</w:t>
-            </w:r>
-            <w:r>
-              <w:t xml:space="preserve"> в АО «Тинькофф Банк»</w:t>
-            </w:r>
-          </w:p>
-          <w:p>
-            <w:r>
-              <w:t xml:space="preserve">к/с </w:t>
-            </w:r>
-            <w:r>
-              <w:t xml:space="preserve">30101810145250000974</w:t>
-            </w:r>
-            <w:r>
-              <w:t xml:space="preserve"> БИК </w:t>
-            </w:r>
-            <w:r>
-              <w:t xml:space="preserve">044525974</w:t>
-            </w:r>
-          </w:p>
-          <w:p>
-            <w:r>
-              <w:t xml:space="preserve">Тел.: </w:t>
-            </w:r>
-            <w:r>
-              <w:t xml:space="preserve">+7 (383) 339-64-28</w:t>
-            </w:r>
-          </w:p>
-          <w:p>
-            <w:r>
-              <w:t xml:space="preserve">E-mail: </w:t>
-            </w:r>
-            <w:r>
-              <w:t xml:space="preserve">krylova@list.ru</w:t>
-            </w:r>
-          </w:p>
-          <w:p/>
-          <w:p>
-            <w:r>
-              <w:t xml:space="preserve">Генеральный директор ______________ </w:t>
-            </w:r>
-            <w:r>
-              <w:t xml:space="preserve">И. С. Крылова</w:t>
+              <w:t xml:space="preserve">Шесть миллионов тридцать тысяч рублей 0</w:t>
             </w:r>
           </w:p>
         </w:tc>
@@ -581,6 +554,156 @@
           </w:tcPr>
           <w:p>
             <w:r>
+              <w:t xml:space="preserve">0 копеек</w:t>
+            </w:r>
+          </w:p>
+        </w:tc>
+      </w:tr>
+    </w:tbl>
+    <w:p/>
+    <w:p>
+      <w:r>
+        <w:rPr>
+          <w:b/>
+        </w:rPr>
+        <w:t xml:space="preserve">РЕКВИЗИТЫ И ПОДПИСИ СТОРОН</w:t>
+      </w:r>
+    </w:p>
+    <w:p/>
+    <w:tbl>
+      <w:tblPr>
+        <w:tblW w:w="9360" w:type="dxa"/>
+        <w:tblBorders>
+          <w:top w:val="single" w:sz="4" w:color="auto"/>
+          <w:left w:val="single" w:sz="4" w:color="auto"/>
+          <w:bottom w:val="single" w:sz="4" w:color="auto"/>
+          <w:right w:val="single" w:sz="4" w:color="auto"/>
+          <w:insideH w:val="single" w:sz="4" w:color="auto"/>
+          <w:insideV w:val="single" w:sz="4" w:color="auto"/>
+        </w:tblBorders>
+      </w:tblPr>
+      <w:tblGrid>
+        <w:gridCol w:w="4680"/>
+        <w:gridCol w:w="4680"/>
+      </w:tblGrid>
+      <w:tr>
+        <w:tc>
+          <w:tcPr>
+            <w:tcW w:w="4680" w:type="dxa"/>
+          </w:tcPr>
+          <w:p>
+            <w:r>
+              <w:rPr>
+                <w:b/>
+              </w:rPr>
+              <w:t xml:space="preserve">Работодатель:</w:t>
+            </w:r>
+          </w:p>
+          <w:p>
+            <w:r>
+              <w:t xml:space="preserve">Крылова Ирина Сергеевна</w:t>
+            </w:r>
+          </w:p>
+          <w:p>
+            <w:r>
+              <w:t xml:space="preserve">АО «Кристалл»</w:t>
+            </w:r>
+          </w:p>
+          <w:p>
+            <w:r>
+              <w:t xml:space="preserve">Юридический адрес: </w:t>
+            </w:r>
+            <w:r>
+              <w:t xml:space="preserve">ш. Строителей, д. 30, рп. Обухово, Тверская обл.</w:t>
+            </w:r>
+          </w:p>
+          <w:p>
+            <w:r>
+              <w:t xml:space="preserve">Почтовый адрес: </w:t>
+            </w:r>
+            <w:r>
+              <w:t xml:space="preserve">бул. Пушкина, д. 4, рп. Обухово, Московская обл.</w:t>
+            </w:r>
+          </w:p>
+          <w:p>
+            <w:r>
+              <w:t xml:space="preserve">ИНН </w:t>
+            </w:r>
+            <w:r>
+              <w:t xml:space="preserve">0 110 108 085</w:t>
+            </w:r>
+            <w:r>
+              <w:t xml:space="preserve"> КПП </w:t>
+            </w:r>
+            <w:r>
+              <w:t xml:space="preserve">401990669</w:t>
+            </w:r>
+          </w:p>
+          <w:p>
+            <w:r>
+              <w:t xml:space="preserve">ОГРН </w:t>
+            </w:r>
+            <w:r>
+              <w:t xml:space="preserve">1 801 003 610 373</w:t>
+            </w:r>
+          </w:p>
+          <w:p>
+            <w:r>
+              <w:t xml:space="preserve">р/с </w:t>
+            </w:r>
+            <w:r>
+              <w:t xml:space="preserve">4070 2810 8100 2368 8019</w:t>
+            </w:r>
+            <w:r>
+              <w:t xml:space="preserve"> в АО «Тинькофф Банк»</w:t>
+            </w:r>
+          </w:p>
+          <w:p>
+            <w:r>
+              <w:t xml:space="preserve">к/с </w:t>
+            </w:r>
+            <w:r>
+              <w:t xml:space="preserve">30101810145250000974</w:t>
+            </w:r>
+            <w:r>
+              <w:t xml:space="preserve"> БИК </w:t>
+            </w:r>
+            <w:r>
+              <w:t xml:space="preserve">044525974</w:t>
+            </w:r>
+          </w:p>
+          <w:p>
+            <w:r>
+              <w:t xml:space="preserve">Тел.: </w:t>
+            </w:r>
+            <w:r>
+              <w:t xml:space="preserve">+7 (495) 929-35-37</w:t>
+            </w:r>
+          </w:p>
+          <w:p>
+            <w:r>
+              <w:t xml:space="preserve">E-mail: </w:t>
+            </w:r>
+            <w:r>
+              <w:t xml:space="preserve">krylova@sibtrans.ru</w:t>
+            </w:r>
+          </w:p>
+          <w:p/>
+          <w:p>
+            <w:r>
+              <w:t xml:space="preserve">Генеральный директор ______________ </w:t>
+            </w:r>
+            <w:r>
+              <w:t xml:space="preserve">И. С. Крылова</w:t>
+            </w:r>
+          </w:p>
+        </w:tc>
+        <w:tc>
+          <w:tcPr>
+            <w:tcW w:w="4680" w:type="dxa"/>
+          </w:tcPr>
+          <w:p>
+            <w:r>
               <w:rPr>
                 <w:b/>
               </w:rPr>
@@ -589,7 +712,7 @@
           </w:p>
           <w:p>
             <w:r>
-              <w:t xml:space="preserve">Красногорск, Советская 11</w:t>
+              <w:t xml:space="preserve">Нижний Новгород, Пушкина 24</w:t>
             </w:r>
           </w:p>
           <w:p>
@@ -610,7 +733,7 @@
               <w:t xml:space="preserve">Адрес регистрации: </w:t>
             </w:r>
             <w:r>
-              <w:t xml:space="preserve">бул. Пушкина, д. 4, рп. Обухово, Московская обл.</w:t>
+              <w:t xml:space="preserve">ул. Баумана, д. 88, тер. СНТ «Родник», Тверская обл.</w:t>
             </w:r>
           </w:p>
           <w:p>
@@ -649,7 +772,7 @@
               <w:t xml:space="preserve">Тел.: </w:t>
             </w:r>
             <w:r>
-              <w:t xml:space="preserve">+7 (495) 929-35-37</w:t>
+              <w:t xml:space="preserve">+7 (495) 184-31-28</w:t>
             </w:r>
           </w:p>
           <w:p>
@@ -657,7 +780,7 @@
               <w:t xml:space="preserve">E-mail: </w:t>
             </w:r>
             <w:r>
-              <w:t xml:space="preserve">sokolova@sibtrans.ru</w:t>
+              <w:t xml:space="preserve">sokolova@mail.ru</w:t>
             </w:r>
           </w:p>
           <w:p/>
@@ -675,7 +798,7 @@
     <w:p>
       <w:r>
         <w:pict>
-          <v:shape id="tb3471" type="#_x0000_t202" style="position:absolute;margin-left:0;margin-top:0;width:400pt;height:40pt">
+          <v:shape id="tb7908" type="#_x0000_t202" style="position:absolute;margin-left:0;margin-top:0;width:400pt;height:40pt">
             <v:textbox>
               <w:txbxContent>
                 <w:p>
@@ -683,13 +806,13 @@
                     <w:t xml:space="preserve">ВНИМАНИЕ! Бухгалтерия: </w:t>
                   </w:r>
                   <w:r>
-                    <w:t xml:space="preserve">Тарасов Павел Алексеевич</w:t>
+                    <w:t xml:space="preserve">Попов Алексей Дмитриевич</w:t>
                   </w:r>
                   <w:r>
                     <w:t xml:space="preserve">, </w:t>
                   </w:r>
                   <w:r>
-                    <w:t xml:space="preserve">+7 (495) 184-31-28 доб. 224</w:t>
+                    <w:t xml:space="preserve">+7 (843) 120-63-90 доб. 824</w:t>
                   </w:r>
                 </w:p>
               </w:txbxContent>

--- a/tests/corpus_v2/docs/labor_0008.docx
+++ b/tests/corpus_v2/docs/labor_0008.docx
@@ -798,7 +798,7 @@
     <w:p>
       <w:r>
         <w:pict>
-          <v:shape id="tb7908" type="#_x0000_t202" style="position:absolute;margin-left:0;margin-top:0;width:400pt;height:40pt">
+          <v:shape id="tb3170" type="#_x0000_t202" style="position:absolute;margin-left:0;margin-top:0;width:400pt;height:40pt">
             <v:textbox>
               <w:txbxContent>
                 <w:p>

--- a/tests/corpus_v2/docs/labor_0008.docx
+++ b/tests/corpus_v2/docs/labor_0008.docx
@@ -510,7 +510,13 @@
         <w:t xml:space="preserve">9.3. Контрольная запись: </w:t>
       </w:r>
       <w:r>
-        <w:t xml:space="preserve">65/16</w:t>
+        <w:rPr>
+          <w:b/>
+        </w:rPr>
+        <w:t xml:space="preserve">6</w:t>
+      </w:r>
+      <w:r>
+        <w:t xml:space="preserve">5/16</w:t>
       </w:r>
       <w:r>
         <w:t xml:space="preserve">.</w:t>

--- a/tests/corpus_v2/docs/labor_0008.docx
+++ b/tests/corpus_v2/docs/labor_0008.docx
@@ -27,19 +27,19 @@
         <w:rPr>
           <w:b/>
         </w:rPr>
-        <w:t xml:space="preserve">27/2025-П</w:t>
-      </w:r>
-    </w:p>
-    <w:p/>
-    <w:p>
-      <w:r>
-        <w:t xml:space="preserve">г. Воронеж</w:t>
+        <w:t xml:space="preserve">27Ф-94971/11-729Д</w:t>
+      </w:r>
+    </w:p>
+    <w:p/>
+    <w:p>
+      <w:r>
+        <w:t xml:space="preserve">г. Самара</w:t>
       </w:r>
       <w:r>
         <w:t xml:space="preserve">     </w:t>
       </w:r>
       <w:r>
-        <w:t xml:space="preserve">20 июня 2024 г.</w:t>
+        <w:t xml:space="preserve">11 июня 2024 г.</w:t>
       </w:r>
     </w:p>
     <w:p/>
@@ -99,7 +99,7 @@
         <w:t xml:space="preserve">, с другой стороны, совместно именуемые «Стороны», заключили настоящий Договор № </w:t>
       </w:r>
       <w:r>
-        <w:t xml:space="preserve">36/2023-К</w:t>
+        <w:t xml:space="preserve">18/2025-К</w:t>
       </w:r>
       <w:r>
         <w:t xml:space="preserve"> (далее — Договор) о нижеследующем:</w:t>
@@ -513,10 +513,10 @@
         <w:rPr>
           <w:b/>
         </w:rPr>
+        <w:t xml:space="preserve">7/1</w:t>
+      </w:r>
+      <w:r>
         <w:t xml:space="preserve">6</w:t>
-      </w:r>
-      <w:r>
-        <w:t xml:space="preserve">5/16</w:t>
       </w:r>
       <w:r>
         <w:t xml:space="preserve">.</w:t>

--- a/tests/corpus_v2/docs/labor_0008.docx
+++ b/tests/corpus_v2/docs/labor_0008.docx
@@ -72,7 +72,7 @@
         <w:t xml:space="preserve">паспорт </w:t>
       </w:r>
       <w:r>
-        <w:t xml:space="preserve">51 23 240817</w:t>
+        <w:t xml:space="preserve">92 05 064400</w:t>
       </w:r>
       <w:r>
         <w:t xml:space="preserve">, выдан </w:t>
@@ -294,10 +294,16 @@
         <w:t xml:space="preserve">МКАС при ТПП РФ</w:t>
       </w:r>
       <w:r>
+        <w:t xml:space="preserve">. Товар отгружается с сопроводительным документом паспорт качества № </w:t>
+      </w:r>
+      <w:r>
+        <w:t xml:space="preserve">25 16 160482</w:t>
+      </w:r>
+      <w:r>
         <w:t xml:space="preserve">. Цена — </w:t>
       </w:r>
       <w:r>
-        <w:t xml:space="preserve">2 090 002 рубля 00 копеек</w:t>
+        <w:t xml:space="preserve">1 170 002 рубля 50 копеек</w:t>
       </w:r>
       <w:r>
         <w:t xml:space="preserve">, НДС не облагается</w:t>
@@ -320,7 +326,7 @@
         <w:t xml:space="preserve">3.1. Место исполнения обязательств: </w:t>
       </w:r>
       <w:r>
-        <w:t xml:space="preserve">ш. Победы, д. 37, тер. СНТ «Родник», Тверская обл.</w:t>
+        <w:t xml:space="preserve">бул. Гагарина, д. 59, д. Малые Вязёмы, Краснодарский край</w:t>
       </w:r>
       <w:r>
         <w:t xml:space="preserve">.</w:t>
@@ -337,7 +343,7 @@
         <w:t xml:space="preserve"> по телефону </w:t>
       </w:r>
       <w:r>
-        <w:t xml:space="preserve">+7 (843) 844-68-56</w:t>
+        <w:t xml:space="preserve">+7 (846) 470-91-14</w:t>
       </w:r>
       <w:r>
         <w:t xml:space="preserve">.</w:t>
@@ -348,7 +354,7 @@
         <w:t xml:space="preserve">3.3. Срок исполнения обязательств — </w:t>
       </w:r>
       <w:r>
-        <w:t xml:space="preserve">в течение 20 рабочих дней со дня предъявления требования</w:t>
+        <w:t xml:space="preserve">в течение 7 рабочих дней со дня предъявления требования</w:t>
       </w:r>
       <w:r>
         <w:t xml:space="preserve">.</w:t>
@@ -379,7 +385,7 @@
         <w:t xml:space="preserve">Размер неустойки за нарушение сроков оплаты: </w:t>
       </w:r>
       <w:r>
-        <w:t xml:space="preserve">20% от стоимости неоплаченных работ</w:t>
+        <w:t xml:space="preserve">21% от стоимости неоплаченных работ</w:t>
       </w:r>
       <w:r>
         <w:t xml:space="preserve">. Предельный размер ответственности: </w:t>
@@ -407,7 +413,7 @@
         <w:t xml:space="preserve">Сторона, для которой создалась невозможность исполнения, обязана уведомить другую Сторону. Срок уведомления — </w:t>
       </w:r>
       <w:r>
-        <w:t xml:space="preserve">в течение 3 (Трёх) банковских дней с момента подписания акта</w:t>
+        <w:t xml:space="preserve">в течение 7 (Семи) банковских дней с момента подписания акта</w:t>
       </w:r>
       <w:r>
         <w:t xml:space="preserve">.</w:t>
@@ -421,7 +427,7 @@
         <w:t xml:space="preserve">Все споры и разногласия решаются путём переговоров. Претензионный порядок обязателен, срок ответа на претензию — </w:t>
       </w:r>
       <w:r>
-        <w:t xml:space="preserve">не позднее 05.03.2025</w:t>
+        <w:t xml:space="preserve">не позднее 03.11.2025</w:t>
       </w:r>
       <w:r>
         <w:t xml:space="preserve">.</w:t>
@@ -458,7 +464,7 @@
         <w:t xml:space="preserve">Резервный e-mail: </w:t>
       </w:r>
       <w:r>
-        <w:t xml:space="preserve">krylovа@mail.ru</w:t>
+        <w:t xml:space="preserve">krylovа@sibtrans.ru</w:t>
       </w:r>
     </w:p>
     <w:p/>
@@ -496,10 +502,10 @@
         <w:rPr>
           <w:b/>
         </w:rPr>
-        <w:t xml:space="preserve">в течение 4</w:t>
-      </w:r>
-      <w:r>
-        <w:t xml:space="preserve">5 календарных дней с момента выставления счета</w:t>
+        <w:t xml:space="preserve">в течение 3</w:t>
+      </w:r>
+      <w:r>
+        <w:t xml:space="preserve">0 календарных дней с момента выставления счета</w:t>
       </w:r>
       <w:r>
         <w:t xml:space="preserve">.</w:t>
@@ -513,7 +519,7 @@
         <w:rPr>
           <w:b/>
         </w:rPr>
-        <w:t xml:space="preserve">7/1</w:t>
+        <w:t xml:space="preserve">9/1</w:t>
       </w:r>
       <w:r>
         <w:t xml:space="preserve">6</w:t>
@@ -747,7 +753,7 @@
               <w:t xml:space="preserve">Паспорт </w:t>
             </w:r>
             <w:r>
-              <w:t xml:space="preserve">51 23 240817</w:t>
+              <w:t xml:space="preserve">92 05 064400</w:t>
             </w:r>
             <w:r>
               <w:t xml:space="preserve">, выдан ТП № 2 ОУФМС России по Московской обл. 24.02.2004</w:t>
@@ -764,13 +770,13 @@
               <w:t xml:space="preserve">СНИЛС </w:t>
             </w:r>
             <w:r>
-              <w:t xml:space="preserve">222-091-663 29</w:t>
+              <w:t xml:space="preserve">209-166-363 64</w:t>
             </w:r>
             <w:r>
               <w:t xml:space="preserve"> ИНН </w:t>
             </w:r>
             <w:r>
-              <w:t xml:space="preserve">201727300597</w:t>
+              <w:t xml:space="preserve">172730052228</w:t>
             </w:r>
           </w:p>
           <w:p>

--- a/tests/corpus_v2/docs/labor_0008.docx
+++ b/tests/corpus_v2/docs/labor_0008.docx
@@ -300,10 +300,46 @@
         <w:t xml:space="preserve">25 16 160482</w:t>
       </w:r>
       <w:r>
+        <w:t xml:space="preserve">. К партии приложен паспорт изделия № </w:t>
+      </w:r>
+      <w:r>
+        <w:t xml:space="preserve">14 09 548157</w:t>
+      </w:r>
+      <w:r>
+        <w:t xml:space="preserve">. Оборудование поставляется с паспортом транспортного средства № </w:t>
+      </w:r>
+      <w:r>
+        <w:t xml:space="preserve">37 21 167593</w:t>
+      </w:r>
+      <w:r>
+        <w:t xml:space="preserve">. Приёмка производится согласно техническому паспорту </w:t>
+      </w:r>
+      <w:r>
+        <w:t xml:space="preserve">64 24 476992</w:t>
+      </w:r>
+      <w:r>
+        <w:t xml:space="preserve">. СНИЛС не указан, номер заказа </w:t>
+      </w:r>
+      <w:r>
+        <w:t xml:space="preserve">376-900-831 94</w:t>
+      </w:r>
+      <w:r>
+        <w:t xml:space="preserve">. Дата рождения не проставлена, документ выдан </w:t>
+      </w:r>
+      <w:r>
+        <w:t xml:space="preserve">12.11.2015</w:t>
+      </w:r>
+      <w:r>
+        <w:t xml:space="preserve">. Код подразделения, см. артикул </w:t>
+      </w:r>
+      <w:r>
+        <w:t xml:space="preserve">958-138</w:t>
+      </w:r>
+      <w:r>
         <w:t xml:space="preserve">. Цена — </w:t>
       </w:r>
       <w:r>
-        <w:t xml:space="preserve">1 170 002 рубля 50 копеек</w:t>
+        <w:t xml:space="preserve">901 002 рубля 00 копеек</w:t>
       </w:r>
       <w:r>
         <w:t xml:space="preserve">, НДС не облагается</w:t>
@@ -326,7 +362,7 @@
         <w:t xml:space="preserve">3.1. Место исполнения обязательств: </w:t>
       </w:r>
       <w:r>
-        <w:t xml:space="preserve">бул. Гагарина, д. 59, д. Малые Вязёмы, Краснодарский край</w:t>
+        <w:t xml:space="preserve">ш. Строителей, д. 88, с. Ивановское, Новосибирская обл.</w:t>
       </w:r>
       <w:r>
         <w:t xml:space="preserve">.</w:t>
@@ -343,7 +379,7 @@
         <w:t xml:space="preserve"> по телефону </w:t>
       </w:r>
       <w:r>
-        <w:t xml:space="preserve">+7 (846) 470-91-14</w:t>
+        <w:t xml:space="preserve">+7 (812) 452-58-71</w:t>
       </w:r>
       <w:r>
         <w:t xml:space="preserve">.</w:t>
@@ -354,7 +390,7 @@
         <w:t xml:space="preserve">3.3. Срок исполнения обязательств — </w:t>
       </w:r>
       <w:r>
-        <w:t xml:space="preserve">в течение 7 рабочих дней со дня предъявления требования</w:t>
+        <w:t xml:space="preserve">в течение 30 рабочих дней со дня предъявления требования</w:t>
       </w:r>
       <w:r>
         <w:t xml:space="preserve">.</w:t>
@@ -385,7 +421,7 @@
         <w:t xml:space="preserve">Размер неустойки за нарушение сроков оплаты: </w:t>
       </w:r>
       <w:r>
-        <w:t xml:space="preserve">21% от стоимости неоплаченных работ</w:t>
+        <w:t xml:space="preserve">18% от стоимости неоплаченных работ</w:t>
       </w:r>
       <w:r>
         <w:t xml:space="preserve">. Предельный размер ответственности: </w:t>
@@ -413,7 +449,7 @@
         <w:t xml:space="preserve">Сторона, для которой создалась невозможность исполнения, обязана уведомить другую Сторону. Срок уведомления — </w:t>
       </w:r>
       <w:r>
-        <w:t xml:space="preserve">в течение 7 (Семи) банковских дней с момента подписания акта</w:t>
+        <w:t xml:space="preserve">в течение 10 (Десяти) банковских дней с момента подписания акта</w:t>
       </w:r>
       <w:r>
         <w:t xml:space="preserve">.</w:t>
@@ -427,7 +463,7 @@
         <w:t xml:space="preserve">Все споры и разногласия решаются путём переговоров. Претензионный порядок обязателен, срок ответа на претензию — </w:t>
       </w:r>
       <w:r>
-        <w:t xml:space="preserve">не позднее 03.11.2025</w:t>
+        <w:t xml:space="preserve">не позднее 14.03.2026</w:t>
       </w:r>
       <w:r>
         <w:t xml:space="preserve">.</w:t>
@@ -464,7 +500,7 @@
         <w:t xml:space="preserve">Резервный e-mail: </w:t>
       </w:r>
       <w:r>
-        <w:t xml:space="preserve">krylovа@sibtrans.ru</w:t>
+        <w:t xml:space="preserve">krylovа@corp-tehno.ru</w:t>
       </w:r>
     </w:p>
     <w:p/>
@@ -519,10 +555,10 @@
         <w:rPr>
           <w:b/>
         </w:rPr>
-        <w:t xml:space="preserve">9/1</w:t>
-      </w:r>
-      <w:r>
-        <w:t xml:space="preserve">6</w:t>
+        <w:t xml:space="preserve">4/2</w:t>
+      </w:r>
+      <w:r>
+        <w:t xml:space="preserve">2</w:t>
       </w:r>
       <w:r>
         <w:t xml:space="preserve">.</w:t>
@@ -556,7 +592,7 @@
           </w:tcPr>
           <w:p>
             <w:r>
-              <w:t xml:space="preserve">Шесть миллионов тридцать тысяч рублей 0</w:t>
+              <w:t xml:space="preserve">Семьсот пятьдесят восемь тысяч рублей 0</w:t>
             </w:r>
           </w:p>
         </w:tc>
@@ -626,15 +662,7 @@
               <w:t xml:space="preserve">Юридический адрес: </w:t>
             </w:r>
             <w:r>
-              <w:t xml:space="preserve">ш. Строителей, д. 30, рп. Обухово, Тверская обл.</w:t>
-            </w:r>
-          </w:p>
-          <w:p>
-            <w:r>
-              <w:t xml:space="preserve">Почтовый адрес: </w:t>
-            </w:r>
-            <w:r>
-              <w:t xml:space="preserve">бул. Пушкина, д. 4, рп. Обухово, Московская обл.</w:t>
+              <w:t xml:space="preserve">просп. Пушкина, д. 89, рп. Обухово, Краснодарский край</w:t>
             </w:r>
           </w:p>
           <w:p>
@@ -689,7 +717,7 @@
               <w:t xml:space="preserve">Тел.: </w:t>
             </w:r>
             <w:r>
-              <w:t xml:space="preserve">+7 (495) 929-35-37</w:t>
+              <w:t xml:space="preserve">+7 (495) 339-20-22</w:t>
             </w:r>
           </w:p>
           <w:p>
@@ -697,7 +725,7 @@
               <w:t xml:space="preserve">E-mail: </w:t>
             </w:r>
             <w:r>
-              <w:t xml:space="preserve">krylova@sibtrans.ru</w:t>
+              <w:t xml:space="preserve">krylova@gmail.com</w:t>
             </w:r>
           </w:p>
           <w:p/>
@@ -724,7 +752,7 @@
           </w:p>
           <w:p>
             <w:r>
-              <w:t xml:space="preserve">Нижний Новгород, Пушкина 24</w:t>
+              <w:t xml:space="preserve">Казань, Октябрьская 3</w:t>
             </w:r>
           </w:p>
           <w:p>
@@ -745,7 +773,7 @@
               <w:t xml:space="preserve">Адрес регистрации: </w:t>
             </w:r>
             <w:r>
-              <w:t xml:space="preserve">ул. Баумана, д. 88, тер. СНТ «Родник», Тверская обл.</w:t>
+              <w:t xml:space="preserve">просп. Гагарина, д. 16, пгт. Софрино, Республика Татарстан</w:t>
             </w:r>
           </w:p>
           <w:p>
@@ -784,7 +812,7 @@
               <w:t xml:space="preserve">Тел.: </w:t>
             </w:r>
             <w:r>
-              <w:t xml:space="preserve">+7 (495) 184-31-28</w:t>
+              <w:t xml:space="preserve">+7 (499) 203-33-30</w:t>
             </w:r>
           </w:p>
           <w:p>
@@ -792,7 +820,7 @@
               <w:t xml:space="preserve">E-mail: </w:t>
             </w:r>
             <w:r>
-              <w:t xml:space="preserve">sokolova@mail.ru</w:t>
+              <w:t xml:space="preserve">sokolova@gmail.com</w:t>
             </w:r>
           </w:p>
           <w:p/>
@@ -810,7 +838,7 @@
     <w:p>
       <w:r>
         <w:pict>
-          <v:shape id="tb3170" type="#_x0000_t202" style="position:absolute;margin-left:0;margin-top:0;width:400pt;height:40pt">
+          <v:shape id="tb8266" type="#_x0000_t202" style="position:absolute;margin-left:0;margin-top:0;width:400pt;height:40pt">
             <v:textbox>
               <w:txbxContent>
                 <w:p>
@@ -818,13 +846,13 @@
                     <w:t xml:space="preserve">ВНИМАНИЕ! Бухгалтерия: </w:t>
                   </w:r>
                   <w:r>
-                    <w:t xml:space="preserve">Попов Алексей Дмитриевич</w:t>
+                    <w:t xml:space="preserve">Ершова Татьяна Ивановна</w:t>
                   </w:r>
                   <w:r>
                     <w:t xml:space="preserve">, </w:t>
                   </w:r>
                   <w:r>
-                    <w:t xml:space="preserve">+7 (843) 120-63-90 доб. 824</w:t>
+                    <w:t xml:space="preserve">+7 (383) 468-50-81 доб. 970</w:t>
                   </w:r>
                 </w:p>
               </w:txbxContent>

--- a/tests/corpus_v2/docs/labor_0008.docx
+++ b/tests/corpus_v2/docs/labor_0008.docx
@@ -348,225 +348,118 @@
         <w:t xml:space="preserve">.</w:t>
       </w:r>
     </w:p>
-    <w:p/>
-    <w:p>
-      <w:r>
-        <w:rPr>
-          <w:b/>
-        </w:rPr>
-        <w:t xml:space="preserve">3. МЕСТО И СРОКИ ИСПОЛНЕНИЯ</w:t>
-      </w:r>
-    </w:p>
-    <w:p>
-      <w:r>
-        <w:t xml:space="preserve">3.1. Место исполнения обязательств: </w:t>
-      </w:r>
-      <w:r>
-        <w:t xml:space="preserve">ш. Строителей, д. 88, с. Ивановское, Новосибирская обл.</w:t>
-      </w:r>
-      <w:r>
-        <w:t xml:space="preserve">.</w:t>
-      </w:r>
-    </w:p>
-    <w:p>
-      <w:r>
-        <w:t xml:space="preserve">3.2. Уведомления направляются </w:t>
-      </w:r>
-      <w:r>
-        <w:t xml:space="preserve">Соколовой Ирине Ивановне</w:t>
-      </w:r>
-      <w:r>
-        <w:t xml:space="preserve"> по телефону </w:t>
-      </w:r>
-      <w:r>
-        <w:t xml:space="preserve">+7 (812) 452-58-71</w:t>
-      </w:r>
-      <w:r>
-        <w:t xml:space="preserve">.</w:t>
-      </w:r>
-    </w:p>
-    <w:p>
-      <w:r>
-        <w:t xml:space="preserve">3.3. Срок исполнения обязательств — </w:t>
-      </w:r>
-      <w:r>
-        <w:t xml:space="preserve">в течение 30 рабочих дней со дня предъявления требования</w:t>
-      </w:r>
-      <w:r>
-        <w:t xml:space="preserve">.</w:t>
-      </w:r>
-    </w:p>
-    <w:p/>
-    <w:p>
-      <w:r>
-        <w:rPr>
-          <w:b/>
-        </w:rPr>
-        <w:t xml:space="preserve">4. ПРОЧИЕ УСЛОВИЯ</w:t>
-      </w:r>
-    </w:p>
-    <w:p>
-      <w:r>
-        <w:t xml:space="preserve">4.1. </w:t>
-      </w:r>
-      <w:r>
-        <w:t xml:space="preserve">Стороны несут ответственность за неисполнение или ненадлежащее исполнение обязательств в соответствии с законодательством Российской Федерации.</w:t>
-      </w:r>
-    </w:p>
-    <w:p>
-      <w:r>
-        <w:t xml:space="preserve">4.2. </w:t>
-      </w:r>
-      <w:r>
-        <w:t xml:space="preserve">Размер неустойки за нарушение сроков оплаты: </w:t>
-      </w:r>
-      <w:r>
-        <w:t xml:space="preserve">18% от стоимости неоплаченных работ</w:t>
-      </w:r>
-      <w:r>
-        <w:t xml:space="preserve">. Предельный размер ответственности: </w:t>
-      </w:r>
-      <w:r>
-        <w:t xml:space="preserve">0,2 (двух десятых) % годовых</w:t>
-      </w:r>
-      <w:r>
-        <w:t xml:space="preserve">.</w:t>
-      </w:r>
-    </w:p>
-    <w:p>
-      <w:r>
-        <w:t xml:space="preserve">4.3. </w:t>
-      </w:r>
-      <w:r>
-        <w:t xml:space="preserve">Стороны освобождаются от ответственности при наступлении обстоятельств непреодолимой силы, если они прямо повлияли на исполнение обязательств.</w:t>
-      </w:r>
-    </w:p>
-    <w:p>
-      <w:r>
-        <w:t xml:space="preserve">4.4. </w:t>
-      </w:r>
-      <w:r>
-        <w:t xml:space="preserve">Сторона, для которой создалась невозможность исполнения, обязана уведомить другую Сторону. Срок уведомления — </w:t>
-      </w:r>
-      <w:r>
-        <w:t xml:space="preserve">в течение 10 (Десяти) банковских дней с момента подписания акта</w:t>
-      </w:r>
-      <w:r>
-        <w:t xml:space="preserve">.</w:t>
-      </w:r>
-    </w:p>
-    <w:p>
-      <w:r>
-        <w:t xml:space="preserve">4.5. </w:t>
-      </w:r>
-      <w:r>
-        <w:t xml:space="preserve">Все споры и разногласия решаются путём переговоров. Претензионный порядок обязателен, срок ответа на претензию — </w:t>
-      </w:r>
-      <w:r>
-        <w:t xml:space="preserve">не позднее 14.03.2026</w:t>
-      </w:r>
-      <w:r>
-        <w:t xml:space="preserve">.</w:t>
-      </w:r>
-    </w:p>
-    <w:p/>
-    <w:p/>
-    <w:p>
-      <w:r>
-        <w:rPr>
-          <w:b/>
-        </w:rPr>
-        <w:t xml:space="preserve">10. ДОПОЛНИТЕЛЬНЫЕ СВЕДЕНИЯ О СТОРОНАХ</w:t>
-      </w:r>
-    </w:p>
-    <w:p>
-      <w:r>
-        <w:t xml:space="preserve">Расчётный счёт (дублирование): </w:t>
-      </w:r>
-      <w:r>
-        <w:t xml:space="preserve">4070 2810 8100 2368 8019</w:t>
-      </w:r>
-    </w:p>
-    <w:p>
-      <w:r>
-        <w:t xml:space="preserve">ИНН (дублирование): </w:t>
-      </w:r>
-      <w:r>
-        <w:t xml:space="preserve">011-010-8085</w:t>
-      </w:r>
-    </w:p>
-    <w:p>
-      <w:r>
-        <w:t xml:space="preserve">Резервный e-mail: </w:t>
-      </w:r>
-      <w:r>
-        <w:t xml:space="preserve">krylovа@corp-tehno.ru</w:t>
-      </w:r>
-    </w:p>
-    <w:p/>
-    <w:p/>
-    <w:p>
-      <w:r>
-        <w:rPr>
-          <w:b/>
-        </w:rPr>
-        <w:t xml:space="preserve">9. КОНТРОЛЬНЫЕ ВЕЛИЧИНЫ</w:t>
-      </w:r>
-    </w:p>
-    <w:p>
-      <w:r>
-        <w:t xml:space="preserve">9.1. Контрольная запись: </w:t>
-      </w:r>
-      <w:r>
-        <w:rPr>
-          <w:b/>
-        </w:rPr>
-        <w:t xml:space="preserve">1/1</w:t>
-      </w:r>
-      <w:r>
-        <w:t xml:space="preserve">30 ключевой ставки ЦБ РФ от общей суммы счета</w:t>
-      </w:r>
-      <w:r>
-        <w:t xml:space="preserve">.</w:t>
-      </w:r>
-    </w:p>
-    <w:p>
-      <w:r>
-        <w:t xml:space="preserve">9.2. Контрольная запись: </w:t>
-      </w:r>
-      <w:r>
-        <w:rPr>
-          <w:b/>
-        </w:rPr>
-        <w:t xml:space="preserve">в течение 3</w:t>
-      </w:r>
-      <w:r>
-        <w:t xml:space="preserve">0 календарных дней с момента выставления счета</w:t>
-      </w:r>
-      <w:r>
-        <w:t xml:space="preserve">.</w:t>
-      </w:r>
-    </w:p>
-    <w:p>
-      <w:r>
-        <w:t xml:space="preserve">9.3. Контрольная запись: </w:t>
-      </w:r>
-      <w:r>
-        <w:rPr>
-          <w:b/>
-        </w:rPr>
-        <w:t xml:space="preserve">4/2</w:t>
-      </w:r>
-      <w:r>
-        <w:t xml:space="preserve">2</w:t>
-      </w:r>
-      <w:r>
-        <w:t xml:space="preserve">.</w:t>
-      </w:r>
-    </w:p>
-    <w:p>
-      <w:r>
-        <w:t xml:space="preserve">9.4. Контрольная запись (таблица):</w:t>
+    <w:p>
+      <w:r>
+        <w:t xml:space="preserve">2.5. </w:t>
+      </w:r>
+      <w:r>
+        <w:t xml:space="preserve">Товар маркирован штрихкодом </w:t>
+      </w:r>
+      <w:r>
+        <w:t xml:space="preserve">4602792562812</w:t>
+      </w:r>
+      <w:r>
+        <w:t xml:space="preserve">. Код контрагента по ОКПО — </w:t>
+      </w:r>
+      <w:r>
+        <w:t xml:space="preserve">7519592516</w:t>
+      </w:r>
+      <w:r>
+        <w:t xml:space="preserve">. Оборудование учтено под инвентарным номером </w:t>
+      </w:r>
+      <w:r>
+        <w:t xml:space="preserve">049021183</w:t>
+      </w:r>
+      <w:r>
+        <w:t xml:space="preserve">, складской позиции присвоен номер </w:t>
+      </w:r>
+      <w:r>
+        <w:t xml:space="preserve">730906190</w:t>
+      </w:r>
+      <w:r>
+        <w:t xml:space="preserve">.</w:t>
+      </w:r>
+    </w:p>
+    <w:p>
+      <w:r>
+        <w:t xml:space="preserve">2.6. </w:t>
+      </w:r>
+      <w:r>
+        <w:t xml:space="preserve">Оплата по счёту-фактуре на КБК </w:t>
+      </w:r>
+      <w:r>
+        <w:t xml:space="preserve">18210101011011000135</w:t>
+      </w:r>
+      <w:r>
+        <w:t xml:space="preserve">. ИНН не присвоен, регистрационный № </w:t>
+      </w:r>
+      <w:r>
+        <w:t xml:space="preserve">5788675180</w:t>
+      </w:r>
+      <w:r>
+        <w:t xml:space="preserve">. ИНН не присвоен, платёжный документ № </w:t>
+      </w:r>
+      <w:r>
+        <w:t xml:space="preserve">416017869457</w:t>
+      </w:r>
+      <w:r>
+        <w:t xml:space="preserve">. Заказчик действует в лице </w:t>
+      </w:r>
+      <w:r>
+        <w:t xml:space="preserve">уполномоченного представителя</w:t>
+      </w:r>
+      <w:r>
+        <w:t xml:space="preserve">, назначаемого приказом.</w:t>
+      </w:r>
+    </w:p>
+    <w:p>
+      <w:r>
+        <w:t xml:space="preserve">2.7. </w:t>
+      </w:r>
+      <w:r>
+        <w:t xml:space="preserve">Массовая доля влаги в товаре — </w:t>
+      </w:r>
+      <w:r>
+        <w:t xml:space="preserve">не более 15 %</w:t>
+      </w:r>
+      <w:r>
+        <w:t xml:space="preserve">. Товар подлежит хранению </w:t>
+      </w:r>
+      <w:r>
+        <w:t xml:space="preserve">в течение 24 часов</w:t>
+      </w:r>
+      <w:r>
+        <w:t xml:space="preserve"> при температуре не выше +4 °C. Срок исковой давности по требованиям, вытекающим из Договора, составляет </w:t>
+      </w:r>
+      <w:r>
+        <w:t xml:space="preserve">в течение трёх лет</w:t>
+      </w:r>
+      <w:r>
+        <w:t xml:space="preserve">, как установлено статьёй 196 Гражданского кодекса Российской Федерации. Обработка данных ведётся согласно Федеральному закону от 27.07.2006 № 152-ФЗ </w:t>
+      </w:r>
+      <w:r>
+        <w:t xml:space="preserve">«О персональных данных»</w:t>
+      </w:r>
+      <w:r>
+        <w:t xml:space="preserve">. Товар поставляется под маркой </w:t>
+      </w:r>
+      <w:r>
+        <w:t xml:space="preserve">«Стандарт»</w:t>
+      </w:r>
+      <w:r>
+        <w:t xml:space="preserve">. Влажность определяется </w:t>
+      </w:r>
+      <w:r>
+        <w:t xml:space="preserve">по методу Кьельдаля</w:t>
+      </w:r>
+      <w:r>
+        <w:t xml:space="preserve">. Споры передаются на рассмотрение в Арбитражный суд </w:t>
+      </w:r>
+      <w:r>
+        <w:t xml:space="preserve">города Москвы</w:t>
+      </w:r>
+      <w:r>
+        <w:t xml:space="preserve">.</w:t>
       </w:r>
     </w:p>
     <w:tbl>
@@ -592,7 +485,7 @@
           </w:tcPr>
           <w:p>
             <w:r>
-              <w:t xml:space="preserve">Семьсот пятьдесят восемь тысяч рублей 0</w:t>
+              <w:t xml:space="preserve">8</w:t>
             </w:r>
           </w:p>
         </w:tc>
@@ -602,7 +495,7 @@
           </w:tcPr>
           <w:p>
             <w:r>
-              <w:t xml:space="preserve">0 копеек</w:t>
+              <w:t xml:space="preserve">2403432025</w:t>
             </w:r>
           </w:p>
         </w:tc>
@@ -614,10 +507,221 @@
         <w:rPr>
           <w:b/>
         </w:rPr>
-        <w:t xml:space="preserve">РЕКВИЗИТЫ И ПОДПИСИ СТОРОН</w:t>
-      </w:r>
-    </w:p>
-    <w:p/>
+        <w:t xml:space="preserve">3. МЕСТО И СРОКИ ИСПОЛНЕНИЯ</w:t>
+      </w:r>
+    </w:p>
+    <w:p>
+      <w:r>
+        <w:t xml:space="preserve">3.1. Место исполнения обязательств: </w:t>
+      </w:r>
+      <w:r>
+        <w:t xml:space="preserve">пер. Садовая, д. 56, тер. СНТ «Родник», Тверская обл.</w:t>
+      </w:r>
+      <w:r>
+        <w:t xml:space="preserve">.</w:t>
+      </w:r>
+    </w:p>
+    <w:p>
+      <w:r>
+        <w:t xml:space="preserve">3.2. Уведомления направляются </w:t>
+      </w:r>
+      <w:r>
+        <w:t xml:space="preserve">Соколовой Ирине Ивановне</w:t>
+      </w:r>
+      <w:r>
+        <w:t xml:space="preserve"> по телефону </w:t>
+      </w:r>
+      <w:r>
+        <w:t xml:space="preserve">+7 (843) 848-13-69</w:t>
+      </w:r>
+      <w:r>
+        <w:t xml:space="preserve">.</w:t>
+      </w:r>
+    </w:p>
+    <w:p>
+      <w:r>
+        <w:t xml:space="preserve">3.3. Срок исполнения обязательств — </w:t>
+      </w:r>
+      <w:r>
+        <w:t xml:space="preserve">в течение 3 рабочих дней со дня предъявления требования</w:t>
+      </w:r>
+      <w:r>
+        <w:t xml:space="preserve">.</w:t>
+      </w:r>
+    </w:p>
+    <w:p/>
+    <w:p>
+      <w:r>
+        <w:rPr>
+          <w:b/>
+        </w:rPr>
+        <w:t xml:space="preserve">4. ПРОЧИЕ УСЛОВИЯ</w:t>
+      </w:r>
+    </w:p>
+    <w:p>
+      <w:r>
+        <w:t xml:space="preserve">4.1. </w:t>
+      </w:r>
+      <w:r>
+        <w:t xml:space="preserve">Стороны несут ответственность за неисполнение или ненадлежащее исполнение обязательств в соответствии с законодательством Российской Федерации.</w:t>
+      </w:r>
+    </w:p>
+    <w:p>
+      <w:r>
+        <w:t xml:space="preserve">4.2. </w:t>
+      </w:r>
+      <w:r>
+        <w:t xml:space="preserve">Размер неустойки за нарушение сроков оплаты: </w:t>
+      </w:r>
+      <w:r>
+        <w:t xml:space="preserve">5% от стоимости неоплаченных работ</w:t>
+      </w:r>
+      <w:r>
+        <w:t xml:space="preserve">. Предельный размер ответственности: </w:t>
+      </w:r>
+      <w:r>
+        <w:t xml:space="preserve">0,2 (двух десятых) % годовых</w:t>
+      </w:r>
+      <w:r>
+        <w:t xml:space="preserve">.</w:t>
+      </w:r>
+    </w:p>
+    <w:p>
+      <w:r>
+        <w:t xml:space="preserve">4.3. </w:t>
+      </w:r>
+      <w:r>
+        <w:t xml:space="preserve">Стороны освобождаются от ответственности при наступлении обстоятельств непреодолимой силы, если они прямо повлияли на исполнение обязательств.</w:t>
+      </w:r>
+    </w:p>
+    <w:p>
+      <w:r>
+        <w:t xml:space="preserve">4.4. </w:t>
+      </w:r>
+      <w:r>
+        <w:t xml:space="preserve">Сторона, для которой создалась невозможность исполнения, обязана уведомить другую Сторону. Срок уведомления — </w:t>
+      </w:r>
+      <w:r>
+        <w:t xml:space="preserve">в течение 10 (Десяти) банковских дней с момента подписания акта</w:t>
+      </w:r>
+      <w:r>
+        <w:t xml:space="preserve">.</w:t>
+      </w:r>
+    </w:p>
+    <w:p>
+      <w:r>
+        <w:t xml:space="preserve">4.5. </w:t>
+      </w:r>
+      <w:r>
+        <w:t xml:space="preserve">Все споры и разногласия решаются путём переговоров. Претензионный порядок обязателен, срок ответа на претензию — </w:t>
+      </w:r>
+      <w:r>
+        <w:t xml:space="preserve">не позднее 07.12.2026</w:t>
+      </w:r>
+      <w:r>
+        <w:t xml:space="preserve">.</w:t>
+      </w:r>
+    </w:p>
+    <w:p/>
+    <w:p/>
+    <w:p>
+      <w:r>
+        <w:rPr>
+          <w:b/>
+        </w:rPr>
+        <w:t xml:space="preserve">10. ДОПОЛНИТЕЛЬНЫЕ СВЕДЕНИЯ О СТОРОНАХ</w:t>
+      </w:r>
+    </w:p>
+    <w:p>
+      <w:r>
+        <w:t xml:space="preserve">Расчётный счёт (дублирование): </w:t>
+      </w:r>
+      <w:r>
+        <w:t xml:space="preserve">4070 2810 8100 2368 8019</w:t>
+      </w:r>
+    </w:p>
+    <w:p>
+      <w:r>
+        <w:t xml:space="preserve">ИНН (дублирование): </w:t>
+      </w:r>
+      <w:r>
+        <w:t xml:space="preserve">011-010-8085</w:t>
+      </w:r>
+    </w:p>
+    <w:p>
+      <w:r>
+        <w:t xml:space="preserve">Резервный e-mail: </w:t>
+      </w:r>
+      <w:r>
+        <w:t xml:space="preserve">krylovа@romashka.ru</w:t>
+      </w:r>
+    </w:p>
+    <w:p/>
+    <w:p/>
+    <w:p>
+      <w:r>
+        <w:rPr>
+          <w:b/>
+        </w:rPr>
+        <w:t xml:space="preserve">9. КОНТРОЛЬНЫЕ ВЕЛИЧИНЫ</w:t>
+      </w:r>
+    </w:p>
+    <w:p>
+      <w:r>
+        <w:t xml:space="preserve">9.1. Контрольная запись: </w:t>
+      </w:r>
+      <w:r>
+        <w:rPr>
+          <w:b/>
+        </w:rPr>
+        <w:t xml:space="preserve">1/1</w:t>
+      </w:r>
+      <w:r>
+        <w:t xml:space="preserve">30 ключевой ставки ЦБ РФ от общей суммы счета</w:t>
+      </w:r>
+      <w:r>
+        <w:t xml:space="preserve">.</w:t>
+      </w:r>
+    </w:p>
+    <w:p>
+      <w:r>
+        <w:t xml:space="preserve">9.2. Контрольная запись: </w:t>
+      </w:r>
+      <w:r>
+        <w:rPr>
+          <w:b/>
+        </w:rPr>
+        <w:t xml:space="preserve">в течение 1</w:t>
+      </w:r>
+      <w:r>
+        <w:t xml:space="preserve">0 календарных дней с момента выставления счета</w:t>
+      </w:r>
+      <w:r>
+        <w:t xml:space="preserve">.</w:t>
+      </w:r>
+    </w:p>
+    <w:p>
+      <w:r>
+        <w:t xml:space="preserve">9.3. Контрольная запись: </w:t>
+      </w:r>
+      <w:r>
+        <w:rPr>
+          <w:b/>
+        </w:rPr>
+        <w:t xml:space="preserve">2/1</w:t>
+      </w:r>
+      <w:r>
+        <w:t xml:space="preserve">3</w:t>
+      </w:r>
+      <w:r>
+        <w:t xml:space="preserve">.</w:t>
+      </w:r>
+    </w:p>
+    <w:p>
+      <w:r>
+        <w:t xml:space="preserve">9.4. Контрольная запись (таблица):</w:t>
+      </w:r>
+    </w:p>
     <w:tbl>
       <w:tblPr>
         <w:tblW w:w="9360" w:type="dxa"/>
@@ -641,100 +745,7 @@
           </w:tcPr>
           <w:p>
             <w:r>
-              <w:rPr>
-                <w:b/>
-              </w:rPr>
-              <w:t xml:space="preserve">Работодатель:</w:t>
-            </w:r>
-          </w:p>
-          <w:p>
-            <w:r>
-              <w:t xml:space="preserve">Крылова Ирина Сергеевна</w:t>
-            </w:r>
-          </w:p>
-          <w:p>
-            <w:r>
-              <w:t xml:space="preserve">АО «Кристалл»</w:t>
-            </w:r>
-          </w:p>
-          <w:p>
-            <w:r>
-              <w:t xml:space="preserve">Юридический адрес: </w:t>
-            </w:r>
-            <w:r>
-              <w:t xml:space="preserve">просп. Пушкина, д. 89, рп. Обухово, Краснодарский край</w:t>
-            </w:r>
-          </w:p>
-          <w:p>
-            <w:r>
-              <w:t xml:space="preserve">ИНН </w:t>
-            </w:r>
-            <w:r>
-              <w:t xml:space="preserve">0 110 108 085</w:t>
-            </w:r>
-            <w:r>
-              <w:t xml:space="preserve"> КПП </w:t>
-            </w:r>
-            <w:r>
-              <w:t xml:space="preserve">401990669</w:t>
-            </w:r>
-          </w:p>
-          <w:p>
-            <w:r>
-              <w:t xml:space="preserve">ОГРН </w:t>
-            </w:r>
-            <w:r>
-              <w:t xml:space="preserve">1 801 003 610 373</w:t>
-            </w:r>
-          </w:p>
-          <w:p>
-            <w:r>
-              <w:t xml:space="preserve">р/с </w:t>
-            </w:r>
-            <w:r>
-              <w:t xml:space="preserve">4070 2810 8100 2368 8019</w:t>
-            </w:r>
-            <w:r>
-              <w:t xml:space="preserve"> в АО «Тинькофф Банк»</w:t>
-            </w:r>
-          </w:p>
-          <w:p>
-            <w:r>
-              <w:t xml:space="preserve">к/с </w:t>
-            </w:r>
-            <w:r>
-              <w:t xml:space="preserve">30101810145250000974</w:t>
-            </w:r>
-            <w:r>
-              <w:t xml:space="preserve"> БИК </w:t>
-            </w:r>
-            <w:r>
-              <w:t xml:space="preserve">044525974</w:t>
-            </w:r>
-          </w:p>
-          <w:p>
-            <w:r>
-              <w:t xml:space="preserve">Тел.: </w:t>
-            </w:r>
-            <w:r>
-              <w:t xml:space="preserve">+7 (495) 339-20-22</w:t>
-            </w:r>
-          </w:p>
-          <w:p>
-            <w:r>
-              <w:t xml:space="preserve">E-mail: </w:t>
-            </w:r>
-            <w:r>
-              <w:t xml:space="preserve">krylova@gmail.com</w:t>
-            </w:r>
-          </w:p>
-          <w:p/>
-          <w:p>
-            <w:r>
-              <w:t xml:space="preserve">Генеральный директор ______________ </w:t>
-            </w:r>
-            <w:r>
-              <w:t xml:space="preserve">И. С. Крылова</w:t>
+              <w:t xml:space="preserve">Семьдесят один миллион сто тысяч рублей 0</w:t>
             </w:r>
           </w:p>
         </w:tc>
@@ -744,6 +755,156 @@
           </w:tcPr>
           <w:p>
             <w:r>
+              <w:t xml:space="preserve">0 копеек</w:t>
+            </w:r>
+          </w:p>
+        </w:tc>
+      </w:tr>
+    </w:tbl>
+    <w:p/>
+    <w:p>
+      <w:r>
+        <w:rPr>
+          <w:b/>
+        </w:rPr>
+        <w:t xml:space="preserve">РЕКВИЗИТЫ И ПОДПИСИ СТОРОН</w:t>
+      </w:r>
+    </w:p>
+    <w:p/>
+    <w:tbl>
+      <w:tblPr>
+        <w:tblW w:w="9360" w:type="dxa"/>
+        <w:tblBorders>
+          <w:top w:val="single" w:sz="4" w:color="auto"/>
+          <w:left w:val="single" w:sz="4" w:color="auto"/>
+          <w:bottom w:val="single" w:sz="4" w:color="auto"/>
+          <w:right w:val="single" w:sz="4" w:color="auto"/>
+          <w:insideH w:val="single" w:sz="4" w:color="auto"/>
+          <w:insideV w:val="single" w:sz="4" w:color="auto"/>
+        </w:tblBorders>
+      </w:tblPr>
+      <w:tblGrid>
+        <w:gridCol w:w="4680"/>
+        <w:gridCol w:w="4680"/>
+      </w:tblGrid>
+      <w:tr>
+        <w:tc>
+          <w:tcPr>
+            <w:tcW w:w="4680" w:type="dxa"/>
+          </w:tcPr>
+          <w:p>
+            <w:r>
+              <w:rPr>
+                <w:b/>
+              </w:rPr>
+              <w:t xml:space="preserve">Работодатель:</w:t>
+            </w:r>
+          </w:p>
+          <w:p>
+            <w:r>
+              <w:t xml:space="preserve">Крылова Ирина Сергеевна</w:t>
+            </w:r>
+          </w:p>
+          <w:p>
+            <w:r>
+              <w:t xml:space="preserve">АО «Кристалл»</w:t>
+            </w:r>
+          </w:p>
+          <w:p>
+            <w:r>
+              <w:t xml:space="preserve">Юридический адрес: </w:t>
+            </w:r>
+            <w:r>
+              <w:t xml:space="preserve">просп. Гагарина, д. 16, пгт. Софрино, Республика Татарстан</w:t>
+            </w:r>
+          </w:p>
+          <w:p>
+            <w:r>
+              <w:t xml:space="preserve">Почтовый адрес: </w:t>
+            </w:r>
+            <w:r>
+              <w:t xml:space="preserve">просп. Пушкина, д. 38, рп. Обухово, Московская обл.</w:t>
+            </w:r>
+          </w:p>
+          <w:p>
+            <w:r>
+              <w:t xml:space="preserve">ИНН </w:t>
+            </w:r>
+            <w:r>
+              <w:t xml:space="preserve">0 110 108 085</w:t>
+            </w:r>
+            <w:r>
+              <w:t xml:space="preserve"> КПП </w:t>
+            </w:r>
+            <w:r>
+              <w:t xml:space="preserve">401990669</w:t>
+            </w:r>
+          </w:p>
+          <w:p>
+            <w:r>
+              <w:t xml:space="preserve">ОГРН </w:t>
+            </w:r>
+            <w:r>
+              <w:t xml:space="preserve">1 801 003 610 373</w:t>
+            </w:r>
+          </w:p>
+          <w:p>
+            <w:r>
+              <w:t xml:space="preserve">р/с </w:t>
+            </w:r>
+            <w:r>
+              <w:t xml:space="preserve">4070 2810 8100 2368 8019</w:t>
+            </w:r>
+            <w:r>
+              <w:t xml:space="preserve"> в АО «Тинькофф Банк»</w:t>
+            </w:r>
+          </w:p>
+          <w:p>
+            <w:r>
+              <w:t xml:space="preserve">к/с </w:t>
+            </w:r>
+            <w:r>
+              <w:t xml:space="preserve">30101810145250000974</w:t>
+            </w:r>
+            <w:r>
+              <w:t xml:space="preserve"> БИК </w:t>
+            </w:r>
+            <w:r>
+              <w:t xml:space="preserve">044525974</w:t>
+            </w:r>
+          </w:p>
+          <w:p>
+            <w:r>
+              <w:t xml:space="preserve">Тел.: </w:t>
+            </w:r>
+            <w:r>
+              <w:t xml:space="preserve">+7 (843) 741-63-47</w:t>
+            </w:r>
+          </w:p>
+          <w:p>
+            <w:r>
+              <w:t xml:space="preserve">E-mail: </w:t>
+            </w:r>
+            <w:r>
+              <w:t xml:space="preserve">krylova@romashka.ru</w:t>
+            </w:r>
+          </w:p>
+          <w:p/>
+          <w:p>
+            <w:r>
+              <w:t xml:space="preserve">Генеральный директор ______________ </w:t>
+            </w:r>
+            <w:r>
+              <w:t xml:space="preserve">И. С. Крылова</w:t>
+            </w:r>
+          </w:p>
+        </w:tc>
+        <w:tc>
+          <w:tcPr>
+            <w:tcW w:w="4680" w:type="dxa"/>
+          </w:tcPr>
+          <w:p>
+            <w:r>
               <w:rPr>
                 <w:b/>
               </w:rPr>
@@ -752,7 +913,7 @@
           </w:p>
           <w:p>
             <w:r>
-              <w:t xml:space="preserve">Казань, Октябрьская 3</w:t>
+              <w:t xml:space="preserve">Казань, Заречная 8</w:t>
             </w:r>
           </w:p>
           <w:p>
@@ -773,7 +934,7 @@
               <w:t xml:space="preserve">Адрес регистрации: </w:t>
             </w:r>
             <w:r>
-              <w:t xml:space="preserve">просп. Гагарина, д. 16, пгт. Софрино, Республика Татарстан</w:t>
+              <w:t xml:space="preserve">проезд Тверская, д. 27, д. Малые Вязёмы, Московская обл.</w:t>
             </w:r>
           </w:p>
           <w:p>
@@ -812,7 +973,7 @@
               <w:t xml:space="preserve">Тел.: </w:t>
             </w:r>
             <w:r>
-              <w:t xml:space="preserve">+7 (499) 203-33-30</w:t>
+              <w:t xml:space="preserve">+7 (495) 274-54-35</w:t>
             </w:r>
           </w:p>
           <w:p>
@@ -820,7 +981,7 @@
               <w:t xml:space="preserve">E-mail: </w:t>
             </w:r>
             <w:r>
-              <w:t xml:space="preserve">sokolova@gmail.com</w:t>
+              <w:t xml:space="preserve">sokolova@sibtrans.ru</w:t>
             </w:r>
           </w:p>
           <w:p/>
@@ -838,7 +999,7 @@
     <w:p>
       <w:r>
         <w:pict>
-          <v:shape id="tb8266" type="#_x0000_t202" style="position:absolute;margin-left:0;margin-top:0;width:400pt;height:40pt">
+          <v:shape id="tb1456" type="#_x0000_t202" style="position:absolute;margin-left:0;margin-top:0;width:400pt;height:40pt">
             <v:textbox>
               <w:txbxContent>
                 <w:p>
@@ -846,13 +1007,13 @@
                     <w:t xml:space="preserve">ВНИМАНИЕ! Бухгалтерия: </w:t>
                   </w:r>
                   <w:r>
-                    <w:t xml:space="preserve">Ершова Татьяна Ивановна</w:t>
+                    <w:t xml:space="preserve">Морозов Михаил Владимирович</w:t>
                   </w:r>
                   <w:r>
                     <w:t xml:space="preserve">, </w:t>
                   </w:r>
                   <w:r>
-                    <w:t xml:space="preserve">+7 (383) 468-50-81 доб. 970</w:t>
+                    <w:t xml:space="preserve">+7 (843) 251-42-73 доб. 841</w:t>
                   </w:r>
                 </w:p>
               </w:txbxContent>

--- a/tests/corpus_v2/docs/labor_0008.docx
+++ b/tests/corpus_v2/docs/labor_0008.docx
@@ -515,7 +515,7 @@
         <w:t xml:space="preserve">3.1. Место исполнения обязательств: </w:t>
       </w:r>
       <w:r>
-        <w:t xml:space="preserve">пер. Садовая, д. 56, тер. СНТ «Родник», Тверская обл.</w:t>
+        <w:t xml:space="preserve">620014, г. Екатеринбург, пер. Ленинградская, д. 33, кв. 111</w:t>
       </w:r>
       <w:r>
         <w:t xml:space="preserve">.</w:t>
@@ -532,7 +532,7 @@
         <w:t xml:space="preserve"> по телефону </w:t>
       </w:r>
       <w:r>
-        <w:t xml:space="preserve">+7 (843) 848-13-69</w:t>
+        <w:t xml:space="preserve">+7 (499) 507-13-69 доб. 143</w:t>
       </w:r>
       <w:r>
         <w:t xml:space="preserve">.</w:t>
@@ -543,7 +543,7 @@
         <w:t xml:space="preserve">3.3. Срок исполнения обязательств — </w:t>
       </w:r>
       <w:r>
-        <w:t xml:space="preserve">в течение 3 рабочих дней со дня предъявления требования</w:t>
+        <w:t xml:space="preserve">в течение 5 рабочих дней со дня предъявления требования</w:t>
       </w:r>
       <w:r>
         <w:t xml:space="preserve">.</w:t>
@@ -574,7 +574,7 @@
         <w:t xml:space="preserve">Размер неустойки за нарушение сроков оплаты: </w:t>
       </w:r>
       <w:r>
-        <w:t xml:space="preserve">5% от стоимости неоплаченных работ</w:t>
+        <w:t xml:space="preserve">21% от стоимости неоплаченных работ</w:t>
       </w:r>
       <w:r>
         <w:t xml:space="preserve">. Предельный размер ответственности: </w:t>
@@ -815,15 +815,7 @@
               <w:t xml:space="preserve">Юридический адрес: </w:t>
             </w:r>
             <w:r>
-              <w:t xml:space="preserve">просп. Гагарина, д. 16, пгт. Софрино, Республика Татарстан</w:t>
-            </w:r>
-          </w:p>
-          <w:p>
-            <w:r>
-              <w:t xml:space="preserve">Почтовый адрес: </w:t>
-            </w:r>
-            <w:r>
-              <w:t xml:space="preserve">просп. Пушкина, д. 38, рп. Обухово, Московская обл.</w:t>
+              <w:t xml:space="preserve">190000, г. Санкт-Петербург, просп. Баумана, д. 19, кв. 32</w:t>
             </w:r>
           </w:p>
           <w:p>
@@ -831,7 +823,7 @@
               <w:t xml:space="preserve">ИНН </w:t>
             </w:r>
             <w:r>
-              <w:t xml:space="preserve">0 110 108 085</w:t>
+              <w:t xml:space="preserve">0110108085</w:t>
             </w:r>
             <w:r>
               <w:t xml:space="preserve"> КПП </w:t>
@@ -845,7 +837,7 @@
               <w:t xml:space="preserve">ОГРН </w:t>
             </w:r>
             <w:r>
-              <w:t xml:space="preserve">1 801 003 610 373</w:t>
+              <w:t xml:space="preserve">1801003610373</w:t>
             </w:r>
           </w:p>
           <w:p>
@@ -853,7 +845,7 @@
               <w:t xml:space="preserve">р/с </w:t>
             </w:r>
             <w:r>
-              <w:t xml:space="preserve">4070 2810 8100 2368 8019</w:t>
+              <w:t xml:space="preserve">40702810810023688019</w:t>
             </w:r>
             <w:r>
               <w:t xml:space="preserve"> в АО «Тинькофф Банк»</w:t>
@@ -878,7 +870,7 @@
               <w:t xml:space="preserve">Тел.: </w:t>
             </w:r>
             <w:r>
-              <w:t xml:space="preserve">+7 (843) 741-63-47</w:t>
+              <w:t xml:space="preserve">8(495)2853035</w:t>
             </w:r>
           </w:p>
           <w:p>
@@ -886,7 +878,7 @@
               <w:t xml:space="preserve">E-mail: </w:t>
             </w:r>
             <w:r>
-              <w:t xml:space="preserve">krylova@romashka.ru</w:t>
+              <w:t xml:space="preserve">krylova@gmail.com</w:t>
             </w:r>
           </w:p>
           <w:p/>
@@ -913,7 +905,7 @@
           </w:p>
           <w:p>
             <w:r>
-              <w:t xml:space="preserve">Казань, Заречная 8</w:t>
+              <w:t xml:space="preserve">Новосибирск, Тверская 27</w:t>
             </w:r>
           </w:p>
           <w:p>
@@ -934,7 +926,7 @@
               <w:t xml:space="preserve">Адрес регистрации: </w:t>
             </w:r>
             <w:r>
-              <w:t xml:space="preserve">проезд Тверская, д. 27, д. Малые Вязёмы, Московская обл.</w:t>
+              <w:t xml:space="preserve">141400, г. Химки, ул. Промышленная, д. 54, кв. 161</w:t>
             </w:r>
           </w:p>
           <w:p>
@@ -973,7 +965,7 @@
               <w:t xml:space="preserve">Тел.: </w:t>
             </w:r>
             <w:r>
-              <w:t xml:space="preserve">+7 (495) 274-54-35</w:t>
+              <w:t xml:space="preserve">+7 (846) 530-47-12 доб. 706</w:t>
             </w:r>
           </w:p>
           <w:p>
@@ -981,7 +973,7 @@
               <w:t xml:space="preserve">E-mail: </w:t>
             </w:r>
             <w:r>
-              <w:t xml:space="preserve">sokolova@sibtrans.ru</w:t>
+              <w:t xml:space="preserve">sokolova@list.ru</w:t>
             </w:r>
           </w:p>
           <w:p/>
@@ -996,10 +988,52 @@
         </w:tc>
       </w:tr>
     </w:tbl>
+    <w:p/>
+    <w:p>
+      <w:r>
+        <w:rPr>
+          <w:b/>
+        </w:rPr>
+        <w:t xml:space="preserve">ПРИЛОЖЕНИЕ № 1</w:t>
+      </w:r>
+      <w:r>
+        <w:rPr>
+          <w:b/>
+        </w:rPr>
+        <w:t xml:space="preserve"> к Договору</w:t>
+      </w:r>
+    </w:p>
+    <w:p>
+      <w:r>
+        <w:t xml:space="preserve">Адрес склада грузополучателя: </w:t>
+      </w:r>
+      <w:r>
+        <w:t xml:space="preserve">630099, г. Новосибирск, ул. Баумана, д. 22, кв. 90</w:t>
+      </w:r>
+      <w:r>
+        <w:t xml:space="preserve">.</w:t>
+      </w:r>
+    </w:p>
+    <w:p>
+      <w:r>
+        <w:t xml:space="preserve">Кладовщик: </w:t>
+      </w:r>
+      <w:r>
+        <w:t xml:space="preserve">Голубев Алексей Николаевич</w:t>
+      </w:r>
+    </w:p>
+    <w:p>
+      <w:r>
+        <w:t xml:space="preserve">Тел. склада: </w:t>
+      </w:r>
+      <w:r>
+        <w:t xml:space="preserve">+74958143047</w:t>
+      </w:r>
+    </w:p>
     <w:p>
       <w:r>
         <w:pict>
-          <v:shape id="tb1456" type="#_x0000_t202" style="position:absolute;margin-left:0;margin-top:0;width:400pt;height:40pt">
+          <v:shape id="tb3690" type="#_x0000_t202" style="position:absolute;margin-left:0;margin-top:0;width:400pt;height:40pt">
             <v:textbox>
               <w:txbxContent>
                 <w:p>
@@ -1007,13 +1041,13 @@
                     <w:t xml:space="preserve">ВНИМАНИЕ! Бухгалтерия: </w:t>
                   </w:r>
                   <w:r>
-                    <w:t xml:space="preserve">Морозов Михаил Владимирович</w:t>
+                    <w:t xml:space="preserve">Титова Наталья Сергеевна</w:t>
                   </w:r>
                   <w:r>
                     <w:t xml:space="preserve">, </w:t>
                   </w:r>
                   <w:r>
-                    <w:t xml:space="preserve">+7 (843) 251-42-73 доб. 841</w:t>
+                    <w:t xml:space="preserve">+7 (812) 606-37-77 доб. 411</w:t>
                   </w:r>
                 </w:p>
               </w:txbxContent>

--- a/tests/corpus_v2/docs/labor_0008.docx
+++ b/tests/corpus_v2/docs/labor_0008.docx
@@ -501,225 +501,32 @@
         </w:tc>
       </w:tr>
     </w:tbl>
-    <w:p/>
-    <w:p>
-      <w:r>
-        <w:rPr>
-          <w:b/>
-        </w:rPr>
-        <w:t xml:space="preserve">3. МЕСТО И СРОКИ ИСПОЛНЕНИЯ</w:t>
-      </w:r>
-    </w:p>
-    <w:p>
-      <w:r>
-        <w:t xml:space="preserve">3.1. Место исполнения обязательств: </w:t>
-      </w:r>
-      <w:r>
-        <w:t xml:space="preserve">620014, г. Екатеринбург, пер. Ленинградская, д. 33, кв. 111</w:t>
-      </w:r>
-      <w:r>
-        <w:t xml:space="preserve">.</w:t>
-      </w:r>
-    </w:p>
-    <w:p>
-      <w:r>
-        <w:t xml:space="preserve">3.2. Уведомления направляются </w:t>
-      </w:r>
-      <w:r>
-        <w:t xml:space="preserve">Соколовой Ирине Ивановне</w:t>
-      </w:r>
-      <w:r>
-        <w:t xml:space="preserve"> по телефону </w:t>
-      </w:r>
-      <w:r>
-        <w:t xml:space="preserve">+7 (499) 507-13-69 доб. 143</w:t>
-      </w:r>
-      <w:r>
-        <w:t xml:space="preserve">.</w:t>
-      </w:r>
-    </w:p>
-    <w:p>
-      <w:r>
-        <w:t xml:space="preserve">3.3. Срок исполнения обязательств — </w:t>
-      </w:r>
-      <w:r>
-        <w:t xml:space="preserve">в течение 5 рабочих дней со дня предъявления требования</w:t>
-      </w:r>
-      <w:r>
-        <w:t xml:space="preserve">.</w:t>
-      </w:r>
-    </w:p>
-    <w:p/>
-    <w:p>
-      <w:r>
-        <w:rPr>
-          <w:b/>
-        </w:rPr>
-        <w:t xml:space="preserve">4. ПРОЧИЕ УСЛОВИЯ</w:t>
-      </w:r>
-    </w:p>
-    <w:p>
-      <w:r>
-        <w:t xml:space="preserve">4.1. </w:t>
-      </w:r>
-      <w:r>
-        <w:t xml:space="preserve">Стороны несут ответственность за неисполнение или ненадлежащее исполнение обязательств в соответствии с законодательством Российской Федерации.</w:t>
-      </w:r>
-    </w:p>
-    <w:p>
-      <w:r>
-        <w:t xml:space="preserve">4.2. </w:t>
-      </w:r>
-      <w:r>
-        <w:t xml:space="preserve">Размер неустойки за нарушение сроков оплаты: </w:t>
-      </w:r>
-      <w:r>
-        <w:t xml:space="preserve">21% от стоимости неоплаченных работ</w:t>
-      </w:r>
-      <w:r>
-        <w:t xml:space="preserve">. Предельный размер ответственности: </w:t>
-      </w:r>
-      <w:r>
-        <w:t xml:space="preserve">0,2 (двух десятых) % годовых</w:t>
-      </w:r>
-      <w:r>
-        <w:t xml:space="preserve">.</w:t>
-      </w:r>
-    </w:p>
-    <w:p>
-      <w:r>
-        <w:t xml:space="preserve">4.3. </w:t>
-      </w:r>
-      <w:r>
-        <w:t xml:space="preserve">Стороны освобождаются от ответственности при наступлении обстоятельств непреодолимой силы, если они прямо повлияли на исполнение обязательств.</w:t>
-      </w:r>
-    </w:p>
-    <w:p>
-      <w:r>
-        <w:t xml:space="preserve">4.4. </w:t>
-      </w:r>
-      <w:r>
-        <w:t xml:space="preserve">Сторона, для которой создалась невозможность исполнения, обязана уведомить другую Сторону. Срок уведомления — </w:t>
-      </w:r>
-      <w:r>
-        <w:t xml:space="preserve">в течение 10 (Десяти) банковских дней с момента подписания акта</w:t>
-      </w:r>
-      <w:r>
-        <w:t xml:space="preserve">.</w:t>
-      </w:r>
-    </w:p>
-    <w:p>
-      <w:r>
-        <w:t xml:space="preserve">4.5. </w:t>
-      </w:r>
-      <w:r>
-        <w:t xml:space="preserve">Все споры и разногласия решаются путём переговоров. Претензионный порядок обязателен, срок ответа на претензию — </w:t>
-      </w:r>
-      <w:r>
-        <w:t xml:space="preserve">не позднее 07.12.2026</w:t>
-      </w:r>
-      <w:r>
-        <w:t xml:space="preserve">.</w:t>
-      </w:r>
-    </w:p>
-    <w:p/>
-    <w:p/>
-    <w:p>
-      <w:r>
-        <w:rPr>
-          <w:b/>
-        </w:rPr>
-        <w:t xml:space="preserve">10. ДОПОЛНИТЕЛЬНЫЕ СВЕДЕНИЯ О СТОРОНАХ</w:t>
-      </w:r>
-    </w:p>
-    <w:p>
-      <w:r>
-        <w:t xml:space="preserve">Расчётный счёт (дублирование): </w:t>
-      </w:r>
-      <w:r>
-        <w:t xml:space="preserve">4070 2810 8100 2368 8019</w:t>
-      </w:r>
-    </w:p>
-    <w:p>
-      <w:r>
-        <w:t xml:space="preserve">ИНН (дублирование): </w:t>
-      </w:r>
-      <w:r>
-        <w:t xml:space="preserve">011-010-8085</w:t>
-      </w:r>
-    </w:p>
-    <w:p>
-      <w:r>
-        <w:t xml:space="preserve">Резервный e-mail: </w:t>
-      </w:r>
-      <w:r>
-        <w:t xml:space="preserve">krylovа@romashka.ru</w:t>
-      </w:r>
-    </w:p>
-    <w:p/>
-    <w:p/>
-    <w:p>
-      <w:r>
-        <w:rPr>
-          <w:b/>
-        </w:rPr>
-        <w:t xml:space="preserve">9. КОНТРОЛЬНЫЕ ВЕЛИЧИНЫ</w:t>
-      </w:r>
-    </w:p>
-    <w:p>
-      <w:r>
-        <w:t xml:space="preserve">9.1. Контрольная запись: </w:t>
-      </w:r>
-      <w:r>
-        <w:rPr>
-          <w:b/>
-        </w:rPr>
-        <w:t xml:space="preserve">1/1</w:t>
-      </w:r>
-      <w:r>
-        <w:t xml:space="preserve">30 ключевой ставки ЦБ РФ от общей суммы счета</w:t>
-      </w:r>
-      <w:r>
-        <w:t xml:space="preserve">.</w:t>
-      </w:r>
-    </w:p>
-    <w:p>
-      <w:r>
-        <w:t xml:space="preserve">9.2. Контрольная запись: </w:t>
-      </w:r>
-      <w:r>
-        <w:rPr>
-          <w:b/>
-        </w:rPr>
-        <w:t xml:space="preserve">в течение 1</w:t>
-      </w:r>
-      <w:r>
-        <w:t xml:space="preserve">0 календарных дней с момента выставления счета</w:t>
-      </w:r>
-      <w:r>
-        <w:t xml:space="preserve">.</w:t>
-      </w:r>
-    </w:p>
-    <w:p>
-      <w:r>
-        <w:t xml:space="preserve">9.3. Контрольная запись: </w:t>
-      </w:r>
-      <w:r>
-        <w:rPr>
-          <w:b/>
-        </w:rPr>
-        <w:t xml:space="preserve">2/1</w:t>
-      </w:r>
-      <w:r>
-        <w:t xml:space="preserve">3</w:t>
-      </w:r>
-      <w:r>
-        <w:t xml:space="preserve">.</w:t>
-      </w:r>
-    </w:p>
-    <w:p>
-      <w:r>
-        <w:t xml:space="preserve">9.4. Контрольная запись (таблица):</w:t>
+    <w:p>
+      <w:r>
+        <w:t xml:space="preserve">2.8. </w:t>
+      </w:r>
+      <w:r>
+        <w:t xml:space="preserve">Платёж по налогу перечисляется на код бюджетной классификации </w:t>
+      </w:r>
+      <w:r>
+        <w:t xml:space="preserve">182 101 010 110 110 001 10</w:t>
+      </w:r>
+      <w:r>
+        <w:t xml:space="preserve">, получатель — территориальный орган Федерального казначейства.</w:t>
+      </w:r>
+    </w:p>
+    <w:p>
+      <w:r>
+        <w:t xml:space="preserve">2.9. </w:t>
+      </w:r>
+      <w:r>
+        <w:t xml:space="preserve">Полномочия подтверждаются свидетельством о рождении, выдано </w:t>
+      </w:r>
+      <w:r>
+        <w:t xml:space="preserve">14.03.2015</w:t>
+      </w:r>
+      <w:r>
+        <w:t xml:space="preserve"> отделом ЗАГС.</w:t>
       </w:r>
     </w:p>
     <w:tbl>
@@ -745,7 +552,7 @@
           </w:tcPr>
           <w:p>
             <w:r>
-              <w:t xml:space="preserve">Семьдесят один миллион сто тысяч рублей 0</w:t>
+              <w:t xml:space="preserve">6</w:t>
             </w:r>
           </w:p>
         </w:tc>
@@ -755,22 +562,253 @@
           </w:tcPr>
           <w:p>
             <w:r>
-              <w:t xml:space="preserve">0 копеек</w:t>
+              <w:t xml:space="preserve">РУБ.</w:t>
             </w:r>
           </w:p>
         </w:tc>
       </w:tr>
     </w:tbl>
-    <w:p/>
-    <w:p>
-      <w:r>
-        <w:rPr>
-          <w:b/>
-        </w:rPr>
-        <w:t xml:space="preserve">РЕКВИЗИТЫ И ПОДПИСИ СТОРОН</w:t>
-      </w:r>
-    </w:p>
-    <w:p/>
+    <w:p>
+      <w:r>
+        <w:t xml:space="preserve">2.10. </w:t>
+      </w:r>
+      <w:r>
+        <w:t xml:space="preserve">Поставке подлежит насос модели </w:t>
+      </w:r>
+      <w:r>
+        <w:t xml:space="preserve">ЭЦВ-6-10-80h</w:t>
+      </w:r>
+      <w:r>
+        <w:t xml:space="preserve"> и кабель марки </w:t>
+      </w:r>
+      <w:r>
+        <w:t xml:space="preserve">ВВГнг(А)-LSt</w:t>
+      </w:r>
+      <w:r>
+        <w:t xml:space="preserve">.</w:t>
+      </w:r>
+    </w:p>
+    <w:p/>
+    <w:p>
+      <w:r>
+        <w:rPr>
+          <w:b/>
+        </w:rPr>
+        <w:t xml:space="preserve">3. МЕСТО И СРОКИ ИСПОЛНЕНИЯ</w:t>
+      </w:r>
+    </w:p>
+    <w:p>
+      <w:r>
+        <w:t xml:space="preserve">3.1. Место исполнения обязательств: </w:t>
+      </w:r>
+      <w:r>
+        <w:t xml:space="preserve">620014, г. Екатеринбург, бул. Пушкина, д. 4, кв. 119</w:t>
+      </w:r>
+      <w:r>
+        <w:t xml:space="preserve">.</w:t>
+      </w:r>
+    </w:p>
+    <w:p>
+      <w:r>
+        <w:t xml:space="preserve">3.2. Уведомления направляются </w:t>
+      </w:r>
+      <w:r>
+        <w:t xml:space="preserve">Соколовой Ирине Ивановне</w:t>
+      </w:r>
+      <w:r>
+        <w:t xml:space="preserve"> по телефону </w:t>
+      </w:r>
+      <w:r>
+        <w:t xml:space="preserve">+7 495 929 35 37</w:t>
+      </w:r>
+      <w:r>
+        <w:t xml:space="preserve">.</w:t>
+      </w:r>
+    </w:p>
+    <w:p>
+      <w:r>
+        <w:t xml:space="preserve">3.3. Срок исполнения обязательств — </w:t>
+      </w:r>
+      <w:r>
+        <w:t xml:space="preserve">в течение 45 рабочих дней со дня предъявления требования</w:t>
+      </w:r>
+      <w:r>
+        <w:t xml:space="preserve">.</w:t>
+      </w:r>
+    </w:p>
+    <w:p/>
+    <w:p>
+      <w:r>
+        <w:rPr>
+          <w:b/>
+        </w:rPr>
+        <w:t xml:space="preserve">4. ПРОЧИЕ УСЛОВИЯ</w:t>
+      </w:r>
+    </w:p>
+    <w:p>
+      <w:r>
+        <w:t xml:space="preserve">4.1. </w:t>
+      </w:r>
+      <w:r>
+        <w:t xml:space="preserve">Стороны несут ответственность за неисполнение или ненадлежащее исполнение обязательств в соответствии с законодательством Российской Федерации.</w:t>
+      </w:r>
+    </w:p>
+    <w:p>
+      <w:r>
+        <w:t xml:space="preserve">4.2. </w:t>
+      </w:r>
+      <w:r>
+        <w:t xml:space="preserve">Размер неустойки за нарушение сроков оплаты: </w:t>
+      </w:r>
+      <w:r>
+        <w:t xml:space="preserve">21% от стоимости неоплаченных работ</w:t>
+      </w:r>
+      <w:r>
+        <w:t xml:space="preserve">. Предельный размер ответственности: </w:t>
+      </w:r>
+      <w:r>
+        <w:t xml:space="preserve">0,2 (двух десятых) % годовых</w:t>
+      </w:r>
+      <w:r>
+        <w:t xml:space="preserve">.</w:t>
+      </w:r>
+    </w:p>
+    <w:p>
+      <w:r>
+        <w:t xml:space="preserve">4.3. </w:t>
+      </w:r>
+      <w:r>
+        <w:t xml:space="preserve">Стороны освобождаются от ответственности при наступлении обстоятельств непреодолимой силы, если они прямо повлияли на исполнение обязательств.</w:t>
+      </w:r>
+    </w:p>
+    <w:p>
+      <w:r>
+        <w:t xml:space="preserve">4.4. </w:t>
+      </w:r>
+      <w:r>
+        <w:t xml:space="preserve">Сторона, для которой создалась невозможность исполнения, обязана уведомить другую Сторону. Срок уведомления — </w:t>
+      </w:r>
+      <w:r>
+        <w:t xml:space="preserve">в течение 3 (Трёх) банковских дней с момента подписания акта</w:t>
+      </w:r>
+      <w:r>
+        <w:t xml:space="preserve">.</w:t>
+      </w:r>
+    </w:p>
+    <w:p>
+      <w:r>
+        <w:t xml:space="preserve">4.5. </w:t>
+      </w:r>
+      <w:r>
+        <w:t xml:space="preserve">Все споры и разногласия решаются путём переговоров. Претензионный порядок обязателен, срок ответа на претензию — </w:t>
+      </w:r>
+      <w:r>
+        <w:t xml:space="preserve">не позднее 08.02.2025</w:t>
+      </w:r>
+      <w:r>
+        <w:t xml:space="preserve">.</w:t>
+      </w:r>
+    </w:p>
+    <w:p/>
+    <w:p/>
+    <w:p>
+      <w:r>
+        <w:rPr>
+          <w:b/>
+        </w:rPr>
+        <w:t xml:space="preserve">10. ДОПОЛНИТЕЛЬНЫЕ СВЕДЕНИЯ О СТОРОНАХ</w:t>
+      </w:r>
+    </w:p>
+    <w:p>
+      <w:r>
+        <w:t xml:space="preserve">Расчётный счёт (дублирование): </w:t>
+      </w:r>
+      <w:r>
+        <w:t xml:space="preserve">4070 2810 8100 2368 8019</w:t>
+      </w:r>
+    </w:p>
+    <w:p>
+      <w:r>
+        <w:t xml:space="preserve">ИНН (дублирование): </w:t>
+      </w:r>
+      <w:r>
+        <w:t xml:space="preserve">011-010-8085</w:t>
+      </w:r>
+    </w:p>
+    <w:p>
+      <w:r>
+        <w:t xml:space="preserve">Резервный e-mail: </w:t>
+      </w:r>
+      <w:r>
+        <w:t xml:space="preserve">krylovа@gmail.com</w:t>
+      </w:r>
+    </w:p>
+    <w:p/>
+    <w:p/>
+    <w:p>
+      <w:r>
+        <w:rPr>
+          <w:b/>
+        </w:rPr>
+        <w:t xml:space="preserve">9. КОНТРОЛЬНЫЕ ВЕЛИЧИНЫ</w:t>
+      </w:r>
+    </w:p>
+    <w:p>
+      <w:r>
+        <w:t xml:space="preserve">9.1. Контрольная запись: </w:t>
+      </w:r>
+      <w:r>
+        <w:rPr>
+          <w:b/>
+        </w:rPr>
+        <w:t xml:space="preserve">1/1</w:t>
+      </w:r>
+      <w:r>
+        <w:t xml:space="preserve">30 ключевой ставки ЦБ РФ от общей суммы счета</w:t>
+      </w:r>
+      <w:r>
+        <w:t xml:space="preserve">.</w:t>
+      </w:r>
+    </w:p>
+    <w:p>
+      <w:r>
+        <w:t xml:space="preserve">9.2. Контрольная запись: </w:t>
+      </w:r>
+      <w:r>
+        <w:rPr>
+          <w:b/>
+        </w:rPr>
+        <w:t xml:space="preserve">не позднее 04.09.20</w:t>
+      </w:r>
+      <w:r>
+        <w:t xml:space="preserve">25</w:t>
+      </w:r>
+      <w:r>
+        <w:t xml:space="preserve">.</w:t>
+      </w:r>
+    </w:p>
+    <w:p>
+      <w:r>
+        <w:t xml:space="preserve">9.3. Контрольная запись: </w:t>
+      </w:r>
+      <w:r>
+        <w:rPr>
+          <w:b/>
+        </w:rPr>
+        <w:t xml:space="preserve">2/1</w:t>
+      </w:r>
+      <w:r>
+        <w:t xml:space="preserve">5</w:t>
+      </w:r>
+      <w:r>
+        <w:t xml:space="preserve">.</w:t>
+      </w:r>
+    </w:p>
+    <w:p>
+      <w:r>
+        <w:t xml:space="preserve">9.4. Контрольная запись (таблица):</w:t>
+      </w:r>
+    </w:p>
     <w:tbl>
       <w:tblPr>
         <w:tblW w:w="9360" w:type="dxa"/>
@@ -794,100 +832,7 @@
           </w:tcPr>
           <w:p>
             <w:r>
-              <w:rPr>
-                <w:b/>
-              </w:rPr>
-              <w:t xml:space="preserve">Работодатель:</w:t>
-            </w:r>
-          </w:p>
-          <w:p>
-            <w:r>
-              <w:t xml:space="preserve">Крылова Ирина Сергеевна</w:t>
-            </w:r>
-          </w:p>
-          <w:p>
-            <w:r>
-              <w:t xml:space="preserve">АО «Кристалл»</w:t>
-            </w:r>
-          </w:p>
-          <w:p>
-            <w:r>
-              <w:t xml:space="preserve">Юридический адрес: </w:t>
-            </w:r>
-            <w:r>
-              <w:t xml:space="preserve">190000, г. Санкт-Петербург, просп. Баумана, д. 19, кв. 32</w:t>
-            </w:r>
-          </w:p>
-          <w:p>
-            <w:r>
-              <w:t xml:space="preserve">ИНН </w:t>
-            </w:r>
-            <w:r>
-              <w:t xml:space="preserve">0110108085</w:t>
-            </w:r>
-            <w:r>
-              <w:t xml:space="preserve"> КПП </w:t>
-            </w:r>
-            <w:r>
-              <w:t xml:space="preserve">401990669</w:t>
-            </w:r>
-          </w:p>
-          <w:p>
-            <w:r>
-              <w:t xml:space="preserve">ОГРН </w:t>
-            </w:r>
-            <w:r>
-              <w:t xml:space="preserve">1801003610373</w:t>
-            </w:r>
-          </w:p>
-          <w:p>
-            <w:r>
-              <w:t xml:space="preserve">р/с </w:t>
-            </w:r>
-            <w:r>
-              <w:t xml:space="preserve">40702810810023688019</w:t>
-            </w:r>
-            <w:r>
-              <w:t xml:space="preserve"> в АО «Тинькофф Банк»</w:t>
-            </w:r>
-          </w:p>
-          <w:p>
-            <w:r>
-              <w:t xml:space="preserve">к/с </w:t>
-            </w:r>
-            <w:r>
-              <w:t xml:space="preserve">30101810145250000974</w:t>
-            </w:r>
-            <w:r>
-              <w:t xml:space="preserve"> БИК </w:t>
-            </w:r>
-            <w:r>
-              <w:t xml:space="preserve">044525974</w:t>
-            </w:r>
-          </w:p>
-          <w:p>
-            <w:r>
-              <w:t xml:space="preserve">Тел.: </w:t>
-            </w:r>
-            <w:r>
-              <w:t xml:space="preserve">8(495)2853035</w:t>
-            </w:r>
-          </w:p>
-          <w:p>
-            <w:r>
-              <w:t xml:space="preserve">E-mail: </w:t>
-            </w:r>
-            <w:r>
-              <w:t xml:space="preserve">krylova@gmail.com</w:t>
-            </w:r>
-          </w:p>
-          <w:p/>
-          <w:p>
-            <w:r>
-              <w:t xml:space="preserve">Генеральный директор ______________ </w:t>
-            </w:r>
-            <w:r>
-              <w:t xml:space="preserve">И. С. Крылова</w:t>
+              <w:t xml:space="preserve">Сто семьдесят две тысячи рублей 0</w:t>
             </w:r>
           </w:p>
         </w:tc>
@@ -897,6 +842,148 @@
           </w:tcPr>
           <w:p>
             <w:r>
+              <w:t xml:space="preserve">0 копеек</w:t>
+            </w:r>
+          </w:p>
+        </w:tc>
+      </w:tr>
+    </w:tbl>
+    <w:p/>
+    <w:p>
+      <w:r>
+        <w:rPr>
+          <w:b/>
+        </w:rPr>
+        <w:t xml:space="preserve">РЕКВИЗИТЫ И ПОДПИСИ СТОРОН</w:t>
+      </w:r>
+    </w:p>
+    <w:p/>
+    <w:tbl>
+      <w:tblPr>
+        <w:tblW w:w="9360" w:type="dxa"/>
+        <w:tblBorders>
+          <w:top w:val="single" w:sz="4" w:color="auto"/>
+          <w:left w:val="single" w:sz="4" w:color="auto"/>
+          <w:bottom w:val="single" w:sz="4" w:color="auto"/>
+          <w:right w:val="single" w:sz="4" w:color="auto"/>
+          <w:insideH w:val="single" w:sz="4" w:color="auto"/>
+          <w:insideV w:val="single" w:sz="4" w:color="auto"/>
+        </w:tblBorders>
+      </w:tblPr>
+      <w:tblGrid>
+        <w:gridCol w:w="4680"/>
+        <w:gridCol w:w="4680"/>
+      </w:tblGrid>
+      <w:tr>
+        <w:tc>
+          <w:tcPr>
+            <w:tcW w:w="4680" w:type="dxa"/>
+          </w:tcPr>
+          <w:p>
+            <w:r>
+              <w:rPr>
+                <w:b/>
+              </w:rPr>
+              <w:t xml:space="preserve">Работодатель:</w:t>
+            </w:r>
+          </w:p>
+          <w:p>
+            <w:r>
+              <w:t xml:space="preserve">Крылова Ирина Сергеевна</w:t>
+            </w:r>
+          </w:p>
+          <w:p>
+            <w:r>
+              <w:t xml:space="preserve">АО «Кристалл»</w:t>
+            </w:r>
+          </w:p>
+          <w:p>
+            <w:r>
+              <w:t xml:space="preserve">Юридический адрес: </w:t>
+            </w:r>
+            <w:r>
+              <w:t xml:space="preserve">141400, г. Химки, ул. Промышленная, д. 54, кв. 161</w:t>
+            </w:r>
+          </w:p>
+          <w:p>
+            <w:r>
+              <w:t xml:space="preserve">ИНН </w:t>
+            </w:r>
+            <w:r>
+              <w:t xml:space="preserve">0110108085</w:t>
+            </w:r>
+            <w:r>
+              <w:t xml:space="preserve"> КПП </w:t>
+            </w:r>
+            <w:r>
+              <w:t xml:space="preserve">401990669</w:t>
+            </w:r>
+          </w:p>
+          <w:p>
+            <w:r>
+              <w:t xml:space="preserve">ОГРН </w:t>
+            </w:r>
+            <w:r>
+              <w:t xml:space="preserve">1801003610373</w:t>
+            </w:r>
+          </w:p>
+          <w:p>
+            <w:r>
+              <w:t xml:space="preserve">р/с </w:t>
+            </w:r>
+            <w:r>
+              <w:t xml:space="preserve">40702810810023688019</w:t>
+            </w:r>
+            <w:r>
+              <w:t xml:space="preserve"> в АО «Тинькофф Банк»</w:t>
+            </w:r>
+          </w:p>
+          <w:p>
+            <w:r>
+              <w:t xml:space="preserve">к/с </w:t>
+            </w:r>
+            <w:r>
+              <w:t xml:space="preserve">30101810145250000974</w:t>
+            </w:r>
+            <w:r>
+              <w:t xml:space="preserve"> БИК </w:t>
+            </w:r>
+            <w:r>
+              <w:t xml:space="preserve">044525974</w:t>
+            </w:r>
+          </w:p>
+          <w:p>
+            <w:r>
+              <w:t xml:space="preserve">Тел.: </w:t>
+            </w:r>
+            <w:r>
+              <w:t xml:space="preserve">+7 (843) 403-12-85 доб. 468</w:t>
+            </w:r>
+          </w:p>
+          <w:p>
+            <w:r>
+              <w:t xml:space="preserve">E-mail: </w:t>
+            </w:r>
+            <w:r>
+              <w:t xml:space="preserve">krylova@list.ru</w:t>
+            </w:r>
+          </w:p>
+          <w:p/>
+          <w:p>
+            <w:r>
+              <w:t xml:space="preserve">Генеральный директор ______________ </w:t>
+            </w:r>
+            <w:r>
+              <w:t xml:space="preserve">И. С. Крылова</w:t>
+            </w:r>
+          </w:p>
+        </w:tc>
+        <w:tc>
+          <w:tcPr>
+            <w:tcW w:w="4680" w:type="dxa"/>
+          </w:tcPr>
+          <w:p>
+            <w:r>
               <w:rPr>
                 <w:b/>
               </w:rPr>
@@ -905,7 +992,7 @@
           </w:p>
           <w:p>
             <w:r>
-              <w:t xml:space="preserve">Новосибирск, Тверская 27</w:t>
+              <w:t xml:space="preserve">Екатеринбург, Советская 21</w:t>
             </w:r>
           </w:p>
           <w:p>
@@ -926,7 +1013,7 @@
               <w:t xml:space="preserve">Адрес регистрации: </w:t>
             </w:r>
             <w:r>
-              <w:t xml:space="preserve">141400, г. Химки, ул. Промышленная, д. 54, кв. 161</w:t>
+              <w:t xml:space="preserve">603000, г. Нижний Новгород, пер. Пушкина, д. 9, кв. 13</w:t>
             </w:r>
           </w:p>
           <w:p>
@@ -965,7 +1052,7 @@
               <w:t xml:space="preserve">Тел.: </w:t>
             </w:r>
             <w:r>
-              <w:t xml:space="preserve">+7 (846) 530-47-12 доб. 706</w:t>
+              <w:t xml:space="preserve">8(812)3076841</w:t>
             </w:r>
           </w:p>
           <w:p>
@@ -1008,7 +1095,7 @@
         <w:t xml:space="preserve">Адрес склада грузополучателя: </w:t>
       </w:r>
       <w:r>
-        <w:t xml:space="preserve">630099, г. Новосибирск, ул. Баумана, д. 22, кв. 90</w:t>
+        <w:t xml:space="preserve">143000, г. Одинцово, бул. Октябрьская, д. 72, кв. 103</w:t>
       </w:r>
       <w:r>
         <w:t xml:space="preserve">.</w:t>
@@ -1019,7 +1106,7 @@
         <w:t xml:space="preserve">Кладовщик: </w:t>
       </w:r>
       <w:r>
-        <w:t xml:space="preserve">Голубев Алексей Николаевич</w:t>
+        <w:t xml:space="preserve">Новиков Михаил Юрьевич</w:t>
       </w:r>
     </w:p>
     <w:p>
@@ -1027,13 +1114,13 @@
         <w:t xml:space="preserve">Тел. склада: </w:t>
       </w:r>
       <w:r>
-        <w:t xml:space="preserve">+74958143047</w:t>
+        <w:t xml:space="preserve">8(383)4119428</w:t>
       </w:r>
     </w:p>
     <w:p>
       <w:r>
         <w:pict>
-          <v:shape id="tb3690" type="#_x0000_t202" style="position:absolute;margin-left:0;margin-top:0;width:400pt;height:40pt">
+          <v:shape id="tb6803" type="#_x0000_t202" style="position:absolute;margin-left:0;margin-top:0;width:400pt;height:40pt">
             <v:textbox>
               <w:txbxContent>
                 <w:p>
@@ -1041,13 +1128,13 @@
                     <w:t xml:space="preserve">ВНИМАНИЕ! Бухгалтерия: </w:t>
                   </w:r>
                   <w:r>
-                    <w:t xml:space="preserve">Титова Наталья Сергеевна</w:t>
+                    <w:t xml:space="preserve">Комаров Пётр Дмитриевич</w:t>
                   </w:r>
                   <w:r>
                     <w:t xml:space="preserve">, </w:t>
                   </w:r>
                   <w:r>
-                    <w:t xml:space="preserve">+7 (812) 606-37-77 доб. 411</w:t>
+                    <w:t xml:space="preserve">+7 (499) 337-43-31 доб. 835</w:t>
                   </w:r>
                 </w:p>
               </w:txbxContent>

--- a/tests/corpus_v2/docs/labor_0008.docx
+++ b/tests/corpus_v2/docs/labor_0008.docx
@@ -146,7 +146,7 @@
         <w:t xml:space="preserve">Должностной оклад Работника: </w:t>
       </w:r>
       <w:r>
-        <w:t xml:space="preserve">7 450 002 (Семь миллионов четыреста пятьдесят тысяч два) рубля</w:t>
+        <w:t xml:space="preserve">33 600 002 (Тридцать три миллиона шестьсот тысяч два) рубля</w:t>
       </w:r>
       <w:r>
         <w:t xml:space="preserve">, включая НДС </w:t>
@@ -158,7 +158,7 @@
         <w:t xml:space="preserve"> в размере </w:t>
       </w:r>
       <w:r>
-        <w:t xml:space="preserve">Восемь миллионов триста тридцать тысяч рублей 00 копеек</w:t>
+        <w:t xml:space="preserve">Восемьсот восемьдесят тысяч рублей 00 копеек</w:t>
       </w:r>
       <w:r>
         <w:t xml:space="preserve">. Заработная плата выплачивается не реже чем каждые полмесяца.</w:t>
@@ -172,7 +172,102 @@
         <w:t xml:space="preserve">Ежегодный оплачиваемый отпуск: </w:t>
       </w:r>
       <w:r>
-        <w:t xml:space="preserve">не позднее 23.06.2026</w:t>
+        <w:t xml:space="preserve">не позднее 03.01.2025</w:t>
+      </w:r>
+      <w:r>
+        <w:t xml:space="preserve">.</w:t>
+      </w:r>
+    </w:p>
+    <w:p>
+      <w:r>
+        <w:t xml:space="preserve">1.6. </w:t>
+      </w:r>
+      <w:r>
+        <w:t xml:space="preserve">Партия сопровождается накладной формы ТОРГ-12 № </w:t>
+      </w:r>
+      <w:r>
+        <w:t xml:space="preserve">047918495</w:t>
+      </w:r>
+      <w:r>
+        <w:t xml:space="preserve">. Номенклатурный номер позиции — </w:t>
+      </w:r>
+      <w:r>
+        <w:t xml:space="preserve">041401587</w:t>
+      </w:r>
+      <w:r>
+        <w:t xml:space="preserve">. Изделию присвоен заводской номер </w:t>
+      </w:r>
+      <w:r>
+        <w:t xml:space="preserve">045963132</w:t>
+      </w:r>
+      <w:r>
+        <w:t xml:space="preserve">.</w:t>
+      </w:r>
+    </w:p>
+    <w:p>
+      <w:r>
+        <w:t xml:space="preserve">1.7. </w:t>
+      </w:r>
+      <w:r>
+        <w:t xml:space="preserve">Финансирование ведётся по коду целевых средств </w:t>
+      </w:r>
+      <w:r>
+        <w:t xml:space="preserve">047653574</w:t>
+      </w:r>
+      <w:r>
+        <w:t xml:space="preserve">, установленному приказом Минфина России от 01.12.2010 № 157н. </w:t>
+      </w:r>
+      <w:r>
+        <w:t xml:space="preserve">БИК банка Стороны в настоящем разделе не приводится; номер заявки на открытие счёта — </w:t>
+      </w:r>
+      <w:r>
+        <w:t xml:space="preserve">048345319</w:t>
+      </w:r>
+      <w:r>
+        <w:t xml:space="preserve">.</w:t>
+      </w:r>
+    </w:p>
+    <w:p>
+      <w:r>
+        <w:t xml:space="preserve">1.8. </w:t>
+      </w:r>
+      <w:r>
+        <w:t xml:space="preserve">Абоненту открыт лицевой счёт </w:t>
+      </w:r>
+      <w:r>
+        <w:t xml:space="preserve">80535087163</w:t>
+      </w:r>
+      <w:r>
+        <w:t xml:space="preserve">. Спецификация зарегистрирована за номером </w:t>
+      </w:r>
+      <w:r>
+        <w:t xml:space="preserve">84236398832</w:t>
+      </w:r>
+      <w:r>
+        <w:t xml:space="preserve">. Прибор учёта имеет заводской номер </w:t>
+      </w:r>
+      <w:r>
+        <w:t xml:space="preserve">88136823513</w:t>
+      </w:r>
+      <w:r>
+        <w:t xml:space="preserve">.</w:t>
+      </w:r>
+    </w:p>
+    <w:p>
+      <w:r>
+        <w:t xml:space="preserve">1.9. </w:t>
+      </w:r>
+      <w:r>
+        <w:t xml:space="preserve">Регистрационная запись в реестре — </w:t>
+      </w:r>
+      <w:r>
+        <w:t xml:space="preserve">89804791711</w:t>
+      </w:r>
+      <w:r>
+        <w:t xml:space="preserve">, как предусмотрено пунктом 2 статьи 434 Гражданского кодекса Российской Федерации. Уведомление о регистрации имеет исходящий № </w:t>
+      </w:r>
+      <w:r>
+        <w:t xml:space="preserve">87417667911</w:t>
       </w:r>
       <w:r>
         <w:t xml:space="preserve">.</w:t>
@@ -192,7 +287,7 @@
         <w:t xml:space="preserve">2.1. Общая цена Договора: </w:t>
       </w:r>
       <w:r>
-        <w:t xml:space="preserve">не менее 202000 (Двухсот двух тысяч) ₽</w:t>
+        <w:t xml:space="preserve">не менее 369000 (Трёхсот шестидесяти девяти тысяч) ₽</w:t>
       </w:r>
       <w:r>
         <w:t xml:space="preserve">, НДС не облагается, т.к. применяется УСН</w:t>
@@ -217,7 +312,7 @@
         <w:t xml:space="preserve">2.3. Срок оплаты — </w:t>
       </w:r>
       <w:r>
-        <w:t xml:space="preserve">в течение двенадцати месяцев с момента поступления денежных средств на расчетный счет</w:t>
+        <w:t xml:space="preserve">в течение шести месяцев с момента поступления денежных средств на расчетный счет</w:t>
       </w:r>
       <w:r>
         <w:t xml:space="preserve">.</w:t>
@@ -237,7 +332,7 @@
         <w:t xml:space="preserve">, артикул </w:t>
       </w:r>
       <w:r>
-        <w:t xml:space="preserve">RM-3850-25</w:t>
+        <w:t xml:space="preserve">RM-7106-60</w:t>
       </w:r>
       <w:r>
         <w:t xml:space="preserve">, код </w:t>
@@ -297,49 +392,49 @@
         <w:t xml:space="preserve">. Товар отгружается с сопроводительным документом паспорт качества № </w:t>
       </w:r>
       <w:r>
-        <w:t xml:space="preserve">25 16 160482</w:t>
+        <w:t xml:space="preserve">08 23 167453</w:t>
       </w:r>
       <w:r>
         <w:t xml:space="preserve">. К партии приложен паспорт изделия № </w:t>
       </w:r>
       <w:r>
-        <w:t xml:space="preserve">14 09 548157</w:t>
+        <w:t xml:space="preserve">38 16 584872</w:t>
       </w:r>
       <w:r>
         <w:t xml:space="preserve">. Оборудование поставляется с паспортом транспортного средства № </w:t>
       </w:r>
       <w:r>
-        <w:t xml:space="preserve">37 21 167593</w:t>
+        <w:t xml:space="preserve">52 05 264032</w:t>
       </w:r>
       <w:r>
         <w:t xml:space="preserve">. Приёмка производится согласно техническому паспорту </w:t>
       </w:r>
       <w:r>
-        <w:t xml:space="preserve">64 24 476992</w:t>
+        <w:t xml:space="preserve">64 24 222032</w:t>
       </w:r>
       <w:r>
         <w:t xml:space="preserve">. СНИЛС не указан, номер заказа </w:t>
       </w:r>
       <w:r>
-        <w:t xml:space="preserve">376-900-831 94</w:t>
+        <w:t xml:space="preserve">537-940-312 84</w:t>
       </w:r>
       <w:r>
         <w:t xml:space="preserve">. Дата рождения не проставлена, документ выдан </w:t>
       </w:r>
       <w:r>
-        <w:t xml:space="preserve">12.11.2015</w:t>
+        <w:t xml:space="preserve">05.04.2016</w:t>
       </w:r>
       <w:r>
         <w:t xml:space="preserve">. Код подразделения, см. артикул </w:t>
       </w:r>
       <w:r>
-        <w:t xml:space="preserve">958-138</w:t>
+        <w:t xml:space="preserve">278-197</w:t>
       </w:r>
       <w:r>
         <w:t xml:space="preserve">. Цена — </w:t>
       </w:r>
       <w:r>
-        <w:t xml:space="preserve">901 002 рубля 00 копеек</w:t>
+        <w:t xml:space="preserve">2 470 002 рубля 50 копеек</w:t>
       </w:r>
       <w:r>
         <w:t xml:space="preserve">, НДС не облагается</w:t>
@@ -356,25 +451,25 @@
         <w:t xml:space="preserve">Товар маркирован штрихкодом </w:t>
       </w:r>
       <w:r>
-        <w:t xml:space="preserve">4602792562812</w:t>
+        <w:t xml:space="preserve">4609327904366</w:t>
       </w:r>
       <w:r>
         <w:t xml:space="preserve">. Код контрагента по ОКПО — </w:t>
       </w:r>
       <w:r>
-        <w:t xml:space="preserve">7519592516</w:t>
+        <w:t xml:space="preserve">5764069925</w:t>
       </w:r>
       <w:r>
         <w:t xml:space="preserve">. Оборудование учтено под инвентарным номером </w:t>
       </w:r>
       <w:r>
-        <w:t xml:space="preserve">049021183</w:t>
+        <w:t xml:space="preserve">041759453</w:t>
       </w:r>
       <w:r>
         <w:t xml:space="preserve">, складской позиции присвоен номер </w:t>
       </w:r>
       <w:r>
-        <w:t xml:space="preserve">730906190</w:t>
+        <w:t xml:space="preserve">763853942</w:t>
       </w:r>
       <w:r>
         <w:t xml:space="preserve">.</w:t>
@@ -388,19 +483,19 @@
         <w:t xml:space="preserve">Оплата по счёту-фактуре на КБК </w:t>
       </w:r>
       <w:r>
-        <w:t xml:space="preserve">18210101011011000135</w:t>
+        <w:t xml:space="preserve">18210101011011000133</w:t>
       </w:r>
       <w:r>
         <w:t xml:space="preserve">. ИНН не присвоен, регистрационный № </w:t>
       </w:r>
       <w:r>
-        <w:t xml:space="preserve">5788675180</w:t>
+        <w:t xml:space="preserve">2745049371</w:t>
       </w:r>
       <w:r>
         <w:t xml:space="preserve">. ИНН не присвоен, платёжный документ № </w:t>
       </w:r>
       <w:r>
-        <w:t xml:space="preserve">416017869457</w:t>
+        <w:t xml:space="preserve">035685261973</w:t>
       </w:r>
       <w:r>
         <w:t xml:space="preserve">. Заказчик действует в лице </w:t>
@@ -420,13 +515,13 @@
         <w:t xml:space="preserve">Массовая доля влаги в товаре — </w:t>
       </w:r>
       <w:r>
-        <w:t xml:space="preserve">не более 15 %</w:t>
+        <w:t xml:space="preserve">не более 14 %</w:t>
       </w:r>
       <w:r>
         <w:t xml:space="preserve">. Товар подлежит хранению </w:t>
       </w:r>
       <w:r>
-        <w:t xml:space="preserve">в течение 24 часов</w:t>
+        <w:t xml:space="preserve">в течение 48 часов</w:t>
       </w:r>
       <w:r>
         <w:t xml:space="preserve"> при температуре не выше +4 °C. Срок исковой давности по требованиям, вытекающим из Договора, составляет </w:t>
@@ -495,7 +590,7 @@
           </w:tcPr>
           <w:p>
             <w:r>
-              <w:t xml:space="preserve">2403432025</w:t>
+              <w:t xml:space="preserve">3275751713</w:t>
             </w:r>
           </w:p>
         </w:tc>
@@ -523,7 +618,7 @@
         <w:t xml:space="preserve">Полномочия подтверждаются свидетельством о рождении, выдано </w:t>
       </w:r>
       <w:r>
-        <w:t xml:space="preserve">14.03.2015</w:t>
+        <w:t xml:space="preserve">12.12.2020</w:t>
       </w:r>
       <w:r>
         <w:t xml:space="preserve"> отделом ЗАГС.</w:t>
@@ -552,7 +647,7 @@
           </w:tcPr>
           <w:p>
             <w:r>
-              <w:t xml:space="preserve">6</w:t>
+              <w:t xml:space="preserve">3</w:t>
             </w:r>
           </w:p>
         </w:tc>
@@ -602,7 +697,7 @@
         <w:t xml:space="preserve">3.1. Место исполнения обязательств: </w:t>
       </w:r>
       <w:r>
-        <w:t xml:space="preserve">620014, г. Екатеринбург, бул. Пушкина, д. 4, кв. 119</w:t>
+        <w:t xml:space="preserve">143400, г. Красногорск, ул. Тверская, д. 67, кв. 89</w:t>
       </w:r>
       <w:r>
         <w:t xml:space="preserve">.</w:t>
@@ -619,7 +714,7 @@
         <w:t xml:space="preserve"> по телефону </w:t>
       </w:r>
       <w:r>
-        <w:t xml:space="preserve">+7 495 929 35 37</w:t>
+        <w:t xml:space="preserve">843 3521062</w:t>
       </w:r>
       <w:r>
         <w:t xml:space="preserve">.</w:t>
@@ -630,7 +725,111 @@
         <w:t xml:space="preserve">3.3. Срок исполнения обязательств — </w:t>
       </w:r>
       <w:r>
-        <w:t xml:space="preserve">в течение 45 рабочих дней со дня предъявления требования</w:t>
+        <w:t xml:space="preserve">в течение 60 рабочих дней со дня предъявления требования</w:t>
+      </w:r>
+      <w:r>
+        <w:t xml:space="preserve">.</w:t>
+      </w:r>
+    </w:p>
+    <w:p>
+      <w:r>
+        <w:t xml:space="preserve">3.4. </w:t>
+      </w:r>
+      <w:r>
+        <w:t xml:space="preserve">Оплата производится за счёт бюджетных средств, КБК </w:t>
+      </w:r>
+      <w:r>
+        <w:t xml:space="preserve">18291502578989937824</w:t>
+      </w:r>
+      <w:r>
+        <w:t xml:space="preserve">. Показания счётчика снимаются по прибору с заводским номером </w:t>
+      </w:r>
+      <w:r>
+        <w:t xml:space="preserve">39154306621203989620</w:t>
+      </w:r>
+      <w:r>
+        <w:t xml:space="preserve">.</w:t>
+      </w:r>
+    </w:p>
+    <w:p>
+      <w:r>
+        <w:t xml:space="preserve">3.5. </w:t>
+      </w:r>
+      <w:r>
+        <w:t xml:space="preserve">Счёт на оплату выставляется с уникальным идентификатором начисления </w:t>
+      </w:r>
+      <w:r>
+        <w:t xml:space="preserve">18209091443823504233</w:t>
+      </w:r>
+      <w:r>
+        <w:t xml:space="preserve">. Счёт-проформа зарегистрирован за номером </w:t>
+      </w:r>
+      <w:r>
+        <w:t xml:space="preserve">77542522964783504713</w:t>
+      </w:r>
+      <w:r>
+        <w:t xml:space="preserve">. Списание со счёта производится в очерёдности статьи 855 Гражданского кодекса Российской Федерации, код вида дохода </w:t>
+      </w:r>
+      <w:r>
+        <w:t xml:space="preserve">18210766409158623072</w:t>
+      </w:r>
+      <w:r>
+        <w:t xml:space="preserve">.</w:t>
+      </w:r>
+    </w:p>
+    <w:p>
+      <w:r>
+        <w:t xml:space="preserve">3.6. </w:t>
+      </w:r>
+      <w:r>
+        <w:t xml:space="preserve">ИНН иностранного контрагента не присваивается; номер записи в торговом реестре — </w:t>
+      </w:r>
+      <w:r>
+        <w:t xml:space="preserve">5788675180</w:t>
+      </w:r>
+      <w:r>
+        <w:t xml:space="preserve">. ИНН указан в приложении, номер спецификации </w:t>
+      </w:r>
+      <w:r>
+        <w:t xml:space="preserve">6363994131</w:t>
+      </w:r>
+      <w:r>
+        <w:t xml:space="preserve">. В силу статьи 84 Налогового кодекса Российской Федерации ИНН присваивается налоговым органом; номер решения — </w:t>
+      </w:r>
+      <w:r>
+        <w:t xml:space="preserve">5298413180</w:t>
+      </w:r>
+      <w:r>
+        <w:t xml:space="preserve">.</w:t>
+      </w:r>
+    </w:p>
+    <w:p>
+      <w:r>
+        <w:t xml:space="preserve">3.7. </w:t>
+      </w:r>
+      <w:r>
+        <w:t xml:space="preserve">Номер партии по системе прослеживаемости — </w:t>
+      </w:r>
+      <w:r>
+        <w:t xml:space="preserve">5691729893</w:t>
+      </w:r>
+      <w:r>
+        <w:t xml:space="preserve">. Содержание примеси не превышает </w:t>
+      </w:r>
+      <w:r>
+        <w:t xml:space="preserve">2,4 %</w:t>
+      </w:r>
+      <w:r>
+        <w:t xml:space="preserve">. Допустимая погрешность прибора — </w:t>
+      </w:r>
+      <w:r>
+        <w:t xml:space="preserve">0,1 %</w:t>
+      </w:r>
+      <w:r>
+        <w:t xml:space="preserve">. Станок имеет заводской номер </w:t>
+      </w:r>
+      <w:r>
+        <w:t xml:space="preserve">0184273694</w:t>
       </w:r>
       <w:r>
         <w:t xml:space="preserve">.</w:t>
@@ -661,7 +860,7 @@
         <w:t xml:space="preserve">Размер неустойки за нарушение сроков оплаты: </w:t>
       </w:r>
       <w:r>
-        <w:t xml:space="preserve">21% от стоимости неоплаченных работ</w:t>
+        <w:t xml:space="preserve">20% от стоимости неоплаченных работ</w:t>
       </w:r>
       <w:r>
         <w:t xml:space="preserve">. Предельный размер ответственности: </w:t>
@@ -689,7 +888,7 @@
         <w:t xml:space="preserve">Сторона, для которой создалась невозможность исполнения, обязана уведомить другую Сторону. Срок уведомления — </w:t>
       </w:r>
       <w:r>
-        <w:t xml:space="preserve">в течение 3 (Трёх) банковских дней с момента подписания акта</w:t>
+        <w:t xml:space="preserve">в течение 5 (Пяти) банковских дней с момента подписания акта</w:t>
       </w:r>
       <w:r>
         <w:t xml:space="preserve">.</w:t>
@@ -703,7 +902,125 @@
         <w:t xml:space="preserve">Все споры и разногласия решаются путём переговоров. Претензионный порядок обязателен, срок ответа на претензию — </w:t>
       </w:r>
       <w:r>
-        <w:t xml:space="preserve">не позднее 08.02.2025</w:t>
+        <w:t xml:space="preserve">не позднее 18.05.2026</w:t>
+      </w:r>
+      <w:r>
+        <w:t xml:space="preserve">.</w:t>
+      </w:r>
+    </w:p>
+    <w:p>
+      <w:r>
+        <w:t xml:space="preserve">4.6. </w:t>
+      </w:r>
+      <w:r>
+        <w:t xml:space="preserve">ИНН физического лица не указан; номер лицевого счёта абонента — </w:t>
+      </w:r>
+      <w:r>
+        <w:t xml:space="preserve">761123078623</w:t>
+      </w:r>
+      <w:r>
+        <w:t xml:space="preserve">. ИНН см. приложение; номенклатурный код — </w:t>
+      </w:r>
+      <w:r>
+        <w:t xml:space="preserve">789229146610</w:t>
+      </w:r>
+      <w:r>
+        <w:t xml:space="preserve">. ИНН физического лица обрабатывается в порядке статьи 86 Налогового кодекса Российской Федерации; номер запроса — </w:t>
+      </w:r>
+      <w:r>
+        <w:t xml:space="preserve">091197683538</w:t>
+      </w:r>
+      <w:r>
+        <w:t xml:space="preserve">.</w:t>
+      </w:r>
+    </w:p>
+    <w:p>
+      <w:r>
+        <w:t xml:space="preserve">4.7. </w:t>
+      </w:r>
+      <w:r>
+        <w:t xml:space="preserve">Товарная накладная на партию имеет номер </w:t>
+      </w:r>
+      <w:r>
+        <w:t xml:space="preserve">256140492594</w:t>
+      </w:r>
+      <w:r>
+        <w:t xml:space="preserve">. Заводской номер контрольного модуля — </w:t>
+      </w:r>
+      <w:r>
+        <w:t xml:space="preserve">185038391726</w:t>
+      </w:r>
+      <w:r>
+        <w:t xml:space="preserve">. Уклон кровли поставляемого сооружения — </w:t>
+      </w:r>
+      <w:r>
+        <w:t xml:space="preserve">3 %</w:t>
+      </w:r>
+      <w:r>
+        <w:t xml:space="preserve">.</w:t>
+      </w:r>
+    </w:p>
+    <w:p>
+      <w:r>
+        <w:t xml:space="preserve">4.8. </w:t>
+      </w:r>
+      <w:r>
+        <w:t xml:space="preserve">Предельная доля иностранного участия по закону — </w:t>
+      </w:r>
+      <w:r>
+        <w:t xml:space="preserve">49 %</w:t>
+      </w:r>
+      <w:r>
+        <w:t xml:space="preserve">, как предусмотрено Федеральным законом о порядке осуществления иностранных инвестиций. Приложение № 3 к Договору содержит долю брака, не превышающую </w:t>
+      </w:r>
+      <w:r>
+        <w:t xml:space="preserve">0,3 %</w:t>
+      </w:r>
+      <w:r>
+        <w:t xml:space="preserve">.</w:t>
+      </w:r>
+    </w:p>
+    <w:p>
+      <w:r>
+        <w:t xml:space="preserve">4.9. </w:t>
+      </w:r>
+      <w:r>
+        <w:t xml:space="preserve">Срок годности товара — </w:t>
+      </w:r>
+      <w:r>
+        <w:t xml:space="preserve">в течение 18 месяцев</w:t>
+      </w:r>
+      <w:r>
+        <w:t xml:space="preserve"> с даты изготовления. Бетонная смесь выдерживается </w:t>
+      </w:r>
+      <w:r>
+        <w:t xml:space="preserve">в течение 48 часов</w:t>
+      </w:r>
+      <w:r>
+        <w:t xml:space="preserve"> при положительной температуре.</w:t>
+      </w:r>
+    </w:p>
+    <w:p>
+      <w:r>
+        <w:t xml:space="preserve">4.10. </w:t>
+      </w:r>
+      <w:r>
+        <w:t xml:space="preserve">Требования к качеству работ могут быть предъявлены </w:t>
+      </w:r>
+      <w:r>
+        <w:t xml:space="preserve">в течение одного года</w:t>
+      </w:r>
+      <w:r>
+        <w:t xml:space="preserve"> в силу статьи 725 Гражданского кодекса Российской Федерации. Поставщик работает на рынке </w:t>
+      </w:r>
+      <w:r>
+        <w:t xml:space="preserve">в течение 20 лет</w:t>
+      </w:r>
+      <w:r>
+        <w:t xml:space="preserve">. Отчётный период оканчивается </w:t>
+      </w:r>
+      <w:r>
+        <w:t xml:space="preserve">не позднее 01.10.2026</w:t>
       </w:r>
       <w:r>
         <w:t xml:space="preserve">.</w:t>
@@ -740,7 +1057,7 @@
         <w:t xml:space="preserve">Резервный e-mail: </w:t>
       </w:r>
       <w:r>
-        <w:t xml:space="preserve">krylovа@gmail.com</w:t>
+        <w:t xml:space="preserve">krylovа@romashka.ru</w:t>
       </w:r>
     </w:p>
     <w:p/>
@@ -778,10 +1095,10 @@
         <w:rPr>
           <w:b/>
         </w:rPr>
-        <w:t xml:space="preserve">не позднее 04.09.20</w:t>
-      </w:r>
-      <w:r>
-        <w:t xml:space="preserve">25</w:t>
+        <w:t xml:space="preserve">в течение 1</w:t>
+      </w:r>
+      <w:r>
+        <w:t xml:space="preserve">0 календарных дней с момента выставления счета</w:t>
       </w:r>
       <w:r>
         <w:t xml:space="preserve">.</w:t>
@@ -795,10 +1112,10 @@
         <w:rPr>
           <w:b/>
         </w:rPr>
-        <w:t xml:space="preserve">2/1</w:t>
-      </w:r>
-      <w:r>
-        <w:t xml:space="preserve">5</w:t>
+        <w:t xml:space="preserve">1/1</w:t>
+      </w:r>
+      <w:r>
+        <w:t xml:space="preserve">4</w:t>
       </w:r>
       <w:r>
         <w:t xml:space="preserve">.</w:t>
@@ -832,7 +1149,7 @@
           </w:tcPr>
           <w:p>
             <w:r>
-              <w:t xml:space="preserve">Сто семьдесят две тысячи рублей 0</w:t>
+              <w:t xml:space="preserve">Девять миллионов триста шестьдесят тысяч рублей 0</w:t>
             </w:r>
           </w:p>
         </w:tc>
@@ -902,7 +1219,7 @@
               <w:t xml:space="preserve">Юридический адрес: </w:t>
             </w:r>
             <w:r>
-              <w:t xml:space="preserve">141400, г. Химки, ул. Промышленная, д. 54, кв. 161</w:t>
+              <w:t xml:space="preserve">603000, г. Нижний Новгород, бул. Садовая, д. 71, кв. 23</w:t>
             </w:r>
           </w:p>
           <w:p>
@@ -957,7 +1274,7 @@
               <w:t xml:space="preserve">Тел.: </w:t>
             </w:r>
             <w:r>
-              <w:t xml:space="preserve">+7 (843) 403-12-85 доб. 468</w:t>
+              <w:t xml:space="preserve">+7 (812) 790-86-64 доб. 595</w:t>
             </w:r>
           </w:p>
           <w:p>
@@ -965,7 +1282,7 @@
               <w:t xml:space="preserve">E-mail: </w:t>
             </w:r>
             <w:r>
-              <w:t xml:space="preserve">krylova@list.ru</w:t>
+              <w:t xml:space="preserve">krylova@gmail.com</w:t>
             </w:r>
           </w:p>
           <w:p/>
@@ -992,7 +1309,7 @@
           </w:p>
           <w:p>
             <w:r>
-              <w:t xml:space="preserve">Екатеринбург, Советская 21</w:t>
+              <w:t xml:space="preserve">Тверь, Садовая 83</w:t>
             </w:r>
           </w:p>
           <w:p>
@@ -1013,7 +1330,7 @@
               <w:t xml:space="preserve">Адрес регистрации: </w:t>
             </w:r>
             <w:r>
-              <w:t xml:space="preserve">603000, г. Нижний Новгород, пер. Пушкина, д. 9, кв. 13</w:t>
+              <w:t xml:space="preserve">101000, г. Москва, наб. Советская, д. 58, кв. 12</w:t>
             </w:r>
           </w:p>
           <w:p>
@@ -1052,7 +1369,7 @@
               <w:t xml:space="preserve">Тел.: </w:t>
             </w:r>
             <w:r>
-              <w:t xml:space="preserve">8(812)3076841</w:t>
+              <w:t xml:space="preserve">812 3252378</w:t>
             </w:r>
           </w:p>
           <w:p>
@@ -1060,7 +1377,7 @@
               <w:t xml:space="preserve">E-mail: </w:t>
             </w:r>
             <w:r>
-              <w:t xml:space="preserve">sokolova@list.ru</w:t>
+              <w:t xml:space="preserve">sokolova@corp-tehno.ru</w:t>
             </w:r>
           </w:p>
           <w:p/>
@@ -1095,7 +1412,7 @@
         <w:t xml:space="preserve">Адрес склада грузополучателя: </w:t>
       </w:r>
       <w:r>
-        <w:t xml:space="preserve">143000, г. Одинцово, бул. Октябрьская, д. 72, кв. 103</w:t>
+        <w:t xml:space="preserve">101000, г. Москва, ул. Советская, д. 33, кв. 12</w:t>
       </w:r>
       <w:r>
         <w:t xml:space="preserve">.</w:t>
@@ -1106,7 +1423,7 @@
         <w:t xml:space="preserve">Кладовщик: </w:t>
       </w:r>
       <w:r>
-        <w:t xml:space="preserve">Новиков Михаил Юрьевич</w:t>
+        <w:t xml:space="preserve">Новикова Вера Михайловна</w:t>
       </w:r>
     </w:p>
     <w:p>
@@ -1114,13 +1431,13 @@
         <w:t xml:space="preserve">Тел. склада: </w:t>
       </w:r>
       <w:r>
-        <w:t xml:space="preserve">8(383)4119428</w:t>
+        <w:t xml:space="preserve">495 3381658</w:t>
       </w:r>
     </w:p>
     <w:p>
       <w:r>
         <w:pict>
-          <v:shape id="tb6803" type="#_x0000_t202" style="position:absolute;margin-left:0;margin-top:0;width:400pt;height:40pt">
+          <v:shape id="tb3863" type="#_x0000_t202" style="position:absolute;margin-left:0;margin-top:0;width:400pt;height:40pt">
             <v:textbox>
               <w:txbxContent>
                 <w:p>
@@ -1128,13 +1445,13 @@
                     <w:t xml:space="preserve">ВНИМАНИЕ! Бухгалтерия: </w:t>
                   </w:r>
                   <w:r>
-                    <w:t xml:space="preserve">Комаров Пётр Дмитриевич</w:t>
+                    <w:t xml:space="preserve">Сидорова Ирина Николаевна</w:t>
                   </w:r>
                   <w:r>
                     <w:t xml:space="preserve">, </w:t>
                   </w:r>
                   <w:r>
-                    <w:t xml:space="preserve">+7 (499) 337-43-31 доб. 835</w:t>
+                    <w:t xml:space="preserve">+7 (843) 575-56-27 доб. 657</w:t>
                   </w:r>
                 </w:p>
               </w:txbxContent>

--- a/tests/corpus_v2/docs/labor_0008.docx
+++ b/tests/corpus_v2/docs/labor_0008.docx
@@ -1165,6 +1165,37 @@
         </w:tc>
       </w:tr>
     </w:tbl>
+    <w:p/>
+    <w:p>
+      <w:r>
+        <w:rPr>
+          <w:b/>
+        </w:rPr>
+        <w:t xml:space="preserve">6. ОСОБЫЕ УСЛОВИЯ ОТДЕЛЬНЫХ ВИДОВ ДАННЫХ</w:t>
+      </w:r>
+    </w:p>
+    <w:p>
+      <w:r>
+        <w:t xml:space="preserve">6.1. Полномочия представителя подтверждены доверенностью, реестровый номер </w:t>
+      </w:r>
+      <w:r>
+        <w:t xml:space="preserve">16/89-н/16-2024-3-215</w:t>
+      </w:r>
+      <w:r>
+        <w:t xml:space="preserve">.</w:t>
+      </w:r>
+    </w:p>
+    <w:p>
+      <w:r>
+        <w:t xml:space="preserve">6.2. Для сопоставления в учёте указывается: </w:t>
+      </w:r>
+      <w:r>
+        <w:t xml:space="preserve">ГОСТ Р 52044-2003</w:t>
+      </w:r>
+      <w:r>
+        <w:t xml:space="preserve">.</w:t>
+      </w:r>
+    </w:p>
     <w:p/>
     <w:p>
       <w:r>

--- a/tests/corpus_v2/docs/labor_0008.docx
+++ b/tests/corpus_v2/docs/labor_0008.docx
@@ -1176,21 +1176,87 @@
     </w:p>
     <w:p>
       <w:r>
-        <w:t xml:space="preserve">6.1. Полномочия представителя подтверждены доверенностью, реестровый номер </w:t>
-      </w:r>
-      <w:r>
-        <w:t xml:space="preserve">16/89-н/16-2024-3-215</w:t>
-      </w:r>
-      <w:r>
-        <w:t xml:space="preserve">.</w:t>
-      </w:r>
-    </w:p>
-    <w:p>
-      <w:r>
-        <w:t xml:space="preserve">6.2. Для сопоставления в учёте указывается: </w:t>
-      </w:r>
-      <w:r>
-        <w:t xml:space="preserve">ГОСТ Р 52044-2003</w:t>
+        <w:t xml:space="preserve">6.1. Работы выполняются на основании ранее заключённого Договора № </w:t>
+      </w:r>
+      <w:r>
+        <w:t xml:space="preserve">17595/001-сс</w:t>
+      </w:r>
+      <w:r>
+        <w:t xml:space="preserve"> между теми же сторонами.</w:t>
+      </w:r>
+    </w:p>
+    <w:p>
+      <w:r>
+        <w:t xml:space="preserve">6.2. Первичные документы: </w:t>
+      </w:r>
+      <w:r>
+        <w:t xml:space="preserve">как указано в пункте 4.2 настоящего Договора</w:t>
+      </w:r>
+      <w:r>
+        <w:t xml:space="preserve">.</w:t>
+      </w:r>
+    </w:p>
+    <w:p>
+      <w:r>
+        <w:t xml:space="preserve">6.3. Запись о лицензии внесена в реестр за регистрационным номером </w:t>
+      </w:r>
+      <w:r>
+        <w:t xml:space="preserve">144625873</w:t>
+      </w:r>
+      <w:r>
+        <w:t xml:space="preserve">.</w:t>
+      </w:r>
+    </w:p>
+    <w:p>
+      <w:r>
+        <w:t xml:space="preserve">6.4. Внутренний учёт ведётся отдельно: </w:t>
+      </w:r>
+      <w:r>
+        <w:t xml:space="preserve">инвентарный номер 123456789</w:t>
+      </w:r>
+      <w:r>
+        <w:t xml:space="preserve">.</w:t>
+      </w:r>
+    </w:p>
+    <w:p>
+      <w:r>
+        <w:t xml:space="preserve">6.5. Полномочия представителя подтверждены доверенностью, реестровый номер </w:t>
+      </w:r>
+      <w:r>
+        <w:t xml:space="preserve">50/121-н/50-2023-4-88</w:t>
+      </w:r>
+      <w:r>
+        <w:t xml:space="preserve">.</w:t>
+      </w:r>
+    </w:p>
+    <w:p>
+      <w:r>
+        <w:t xml:space="preserve">6.6. Для сопоставления в учёте указывается: </w:t>
+      </w:r>
+      <w:r>
+        <w:t xml:space="preserve">срок действия 12/2024-06/2025</w:t>
+      </w:r>
+      <w:r>
+        <w:t xml:space="preserve">.</w:t>
+      </w:r>
+    </w:p>
+    <w:p>
+      <w:r>
+        <w:t xml:space="preserve">6.7. Решение принято большинством в </w:t>
+      </w:r>
+      <w:r>
+        <w:t xml:space="preserve">25,5 % голосов от общего числа</w:t>
+      </w:r>
+      <w:r>
+        <w:t xml:space="preserve"> от общего числа голосов членов совета директоров.</w:t>
+      </w:r>
+    </w:p>
+    <w:p>
+      <w:r>
+        <w:t xml:space="preserve">6.8. Кворум определяется уставом: </w:t>
+      </w:r>
+      <w:r>
+        <w:t xml:space="preserve">доля брака не превышает 1 % партии</w:t>
       </w:r>
       <w:r>
         <w:t xml:space="preserve">.</w:t>

--- a/tests/corpus_v2/docs/labor_0008.docx
+++ b/tests/corpus_v2/docs/labor_0008.docx
@@ -1176,10 +1176,32 @@
     </w:p>
     <w:p>
       <w:r>
-        <w:t xml:space="preserve">6.1. Работы выполняются на основании ранее заключённого Договора № </w:t>
-      </w:r>
-      <w:r>
-        <w:t xml:space="preserve">17595/001-сс</w:t>
+        <w:t xml:space="preserve">6.1. Стороны ранее заключили </w:t>
+      </w:r>
+      <w:r>
+        <w:t xml:space="preserve">договор уступки права требования</w:t>
+      </w:r>
+      <w:r>
+        <w:t xml:space="preserve"> на сопоставимых условиях.</w:t>
+      </w:r>
+    </w:p>
+    <w:p>
+      <w:r>
+        <w:t xml:space="preserve">6.2. Прочие условия: </w:t>
+      </w:r>
+      <w:r>
+        <w:t xml:space="preserve">реквизиты первичных документов приведены в приложении</w:t>
+      </w:r>
+      <w:r>
+        <w:t xml:space="preserve">.</w:t>
+      </w:r>
+    </w:p>
+    <w:p>
+      <w:r>
+        <w:t xml:space="preserve">6.3. Работы выполняются на основании ранее заключённого Договора № </w:t>
+      </w:r>
+      <w:r>
+        <w:t xml:space="preserve">118/2024-А</w:t>
       </w:r>
       <w:r>
         <w:t xml:space="preserve"> между теми же сторонами.</w:t>
@@ -1187,29 +1209,73 @@
     </w:p>
     <w:p>
       <w:r>
-        <w:t xml:space="preserve">6.2. Первичные документы: </w:t>
-      </w:r>
-      <w:r>
-        <w:t xml:space="preserve">как указано в пункте 4.2 настоящего Договора</w:t>
-      </w:r>
-      <w:r>
-        <w:t xml:space="preserve">.</w:t>
-      </w:r>
-    </w:p>
-    <w:p>
-      <w:r>
-        <w:t xml:space="preserve">6.3. Запись о лицензии внесена в реестр за регистрационным номером </w:t>
-      </w:r>
-      <w:r>
-        <w:t xml:space="preserve">144625873</w:t>
-      </w:r>
-      <w:r>
-        <w:t xml:space="preserve">.</w:t>
-      </w:r>
-    </w:p>
-    <w:p>
-      <w:r>
-        <w:t xml:space="preserve">6.4. Внутренний учёт ведётся отдельно: </w:t>
+        <w:t xml:space="preserve">6.4. Первичные документы: </w:t>
+      </w:r>
+      <w:r>
+        <w:t xml:space="preserve">счёт-фактура выставлена без ссылки на номер</w:t>
+      </w:r>
+      <w:r>
+        <w:t xml:space="preserve">.</w:t>
+      </w:r>
+    </w:p>
+    <w:p>
+      <w:r>
+        <w:t xml:space="preserve">6.5. Паспорт гражданина Российской Федерации выдан </w:t>
+      </w:r>
+      <w:r>
+        <w:t xml:space="preserve">ОУФМС России по Тверской области в Заволжском р-не</w:t>
+      </w:r>
+      <w:r>
+        <w:t xml:space="preserve">, паспорт предъявлен при подписании.</w:t>
+      </w:r>
+    </w:p>
+    <w:p>
+      <w:r>
+        <w:t xml:space="preserve">6.6. Сопутствующие сведения: </w:t>
+      </w:r>
+      <w:r>
+        <w:t xml:space="preserve">паспорт выдан, реквизиты приведены в приложении</w:t>
+      </w:r>
+      <w:r>
+        <w:t xml:space="preserve">.</w:t>
+      </w:r>
+    </w:p>
+    <w:p>
+      <w:r>
+        <w:t xml:space="preserve">6.7. Запись о государственной регистрации внесена регистрирующим органом: </w:t>
+      </w:r>
+      <w:r>
+        <w:t xml:space="preserve">ИФНС России по г. Наро-Фоминску Московской области</w:t>
+      </w:r>
+      <w:r>
+        <w:t xml:space="preserve">.</w:t>
+      </w:r>
+    </w:p>
+    <w:p>
+      <w:r>
+        <w:t xml:space="preserve">6.8. Общие сведения о регистрации: </w:t>
+      </w:r>
+      <w:r>
+        <w:t xml:space="preserve">сведения о юридическом лице содержатся в ЕГРЮЛ</w:t>
+      </w:r>
+      <w:r>
+        <w:t xml:space="preserve">.</w:t>
+      </w:r>
+    </w:p>
+    <w:p>
+      <w:r>
+        <w:t xml:space="preserve">6.9. Запись о лицензии внесена в реестр за регистрационным номером </w:t>
+      </w:r>
+      <w:r>
+        <w:t xml:space="preserve">268530417</w:t>
+      </w:r>
+      <w:r>
+        <w:t xml:space="preserve">.</w:t>
+      </w:r>
+    </w:p>
+    <w:p>
+      <w:r>
+        <w:t xml:space="preserve">6.10. Внутренний учёт ведётся отдельно: </w:t>
       </w:r>
       <w:r>
         <w:t xml:space="preserve">инвентарный номер 123456789</w:t>
@@ -1220,32 +1286,32 @@
     </w:p>
     <w:p>
       <w:r>
-        <w:t xml:space="preserve">6.5. Полномочия представителя подтверждены доверенностью, реестровый номер </w:t>
-      </w:r>
-      <w:r>
-        <w:t xml:space="preserve">50/121-н/50-2023-4-88</w:t>
-      </w:r>
-      <w:r>
-        <w:t xml:space="preserve">.</w:t>
-      </w:r>
-    </w:p>
-    <w:p>
-      <w:r>
-        <w:t xml:space="preserve">6.6. Для сопоставления в учёте указывается: </w:t>
-      </w:r>
-      <w:r>
-        <w:t xml:space="preserve">срок действия 12/2024-06/2025</w:t>
-      </w:r>
-      <w:r>
-        <w:t xml:space="preserve">.</w:t>
-      </w:r>
-    </w:p>
-    <w:p>
-      <w:r>
-        <w:t xml:space="preserve">6.7. Решение принято большинством в </w:t>
-      </w:r>
-      <w:r>
-        <w:t xml:space="preserve">25,5 % голосов от общего числа</w:t>
+        <w:t xml:space="preserve">6.11. Полномочия представителя подтверждены доверенностью, реестровый номер </w:t>
+      </w:r>
+      <w:r>
+        <w:t xml:space="preserve">16/89-н/16-2024-3-215</w:t>
+      </w:r>
+      <w:r>
+        <w:t xml:space="preserve">.</w:t>
+      </w:r>
+    </w:p>
+    <w:p>
+      <w:r>
+        <w:t xml:space="preserve">6.12. Для сопоставления в учёте указывается: </w:t>
+      </w:r>
+      <w:r>
+        <w:t xml:space="preserve">пп. 4/5-1 и 7/2-3 Правил страхования</w:t>
+      </w:r>
+      <w:r>
+        <w:t xml:space="preserve">.</w:t>
+      </w:r>
+    </w:p>
+    <w:p>
+      <w:r>
+        <w:t xml:space="preserve">6.13. Решение принято большинством в </w:t>
+      </w:r>
+      <w:r>
+        <w:t xml:space="preserve">75 % голосов</w:t>
       </w:r>
       <w:r>
         <w:t xml:space="preserve"> от общего числа голосов членов совета директоров.</w:t>
@@ -1253,7 +1319,7 @@
     </w:p>
     <w:p>
       <w:r>
-        <w:t xml:space="preserve">6.8. Кворум определяется уставом: </w:t>
+        <w:t xml:space="preserve">6.14. Кворум определяется уставом: </w:t>
       </w:r>
       <w:r>
         <w:t xml:space="preserve">доля брака не превышает 1 % партии</w:t>
